--- a/pdfs/ANALISE_INSTITUCIONAL_TELAS.docx
+++ b/pdfs/ANALISE_INSTITUCIONAL_TELAS.docx
@@ -235,7 +235,7 @@
           <w:sz w:val="20"/>
           <w:szCs w:val="20"/>
         </w:rPr>
-        <w:t xml:space="preserve"> — Índice, menu do membro, Perfil (carteirinha, família, trilha, reembolsos e Cantinho da Leitura), eventos, ofertas, pastoral, células, campanhas, voluntariado, mural de generosidade, financeiro de leitura e escalas.</w:t>
+        <w:t xml:space="preserve"> — Início (eventos, avisos, sticker, Abigail, Eu quero…), menu do membro (Documentos oficiais, Apoio Mútuo, Perfil, murais, escalas), Agenda da Família, contribuições, pastoral, células e financeiro de leitura.</w:t>
       </w:r>
     </w:p>
     <w:p>
@@ -544,7 +544,7 @@
                 <w:sz w:val="18"/>
                 <w:szCs w:val="18"/>
               </w:rPr>
-              <w:t xml:space="preserve">Índice, menu lateral, Painel, caixa de avisos</w:t>
+              <w:t xml:space="preserve">Início, menu lateral, caixa de avisos</w:t>
             </w:r>
           </w:p>
         </w:tc>
@@ -573,7 +573,7 @@
                 <w:sz w:val="18"/>
                 <w:szCs w:val="18"/>
               </w:rPr>
-              <w:t xml:space="preserve">Atalhos claros; o que a pessoa pode ver já vem filtrado por papel</w:t>
+              <w:t xml:space="preserve">Atalhos claros; ACL filtra menu e engrenagem</w:t>
             </w:r>
           </w:p>
         </w:tc>
@@ -633,7 +633,7 @@
                 <w:sz w:val="18"/>
                 <w:szCs w:val="18"/>
               </w:rPr>
-              <w:t xml:space="preserve">Agenda, QR, salas, totem</w:t>
+              <w:t xml:space="preserve">Agenda (Início), carteirinha, geofence, totem, salas</w:t>
             </w:r>
           </w:p>
         </w:tc>
@@ -722,7 +722,7 @@
                 <w:sz w:val="18"/>
                 <w:szCs w:val="18"/>
               </w:rPr>
-              <w:t xml:space="preserve">Pastoral, agenda pastoral, aniversariantes, membros, mapa, células, Régua de Acolhimento</w:t>
+              <w:t xml:space="preserve">Pastoral, sticker/recepção, régua, aniversariantes, membros, mapa, células</w:t>
             </w:r>
           </w:p>
         </w:tc>
@@ -751,7 +751,7 @@
                 <w:sz w:val="18"/>
                 <w:szCs w:val="18"/>
               </w:rPr>
-              <w:t xml:space="preserve">Cuidado pastoral, célula com datas reais, visitante acompanhado em etapas após a recepção</w:t>
+              <w:t xml:space="preserve">Visitante acompanhado após Recepção Familiar; pastoral com fila e slots</w:t>
             </w:r>
           </w:p>
         </w:tc>
@@ -811,7 +811,7 @@
                 <w:sz w:val="18"/>
                 <w:szCs w:val="18"/>
               </w:rPr>
-              <w:t xml:space="preserve">Eu quero… / Contribuir, Dízimos e Ofertas, campanhas</w:t>
+              <w:t xml:space="preserve">Eu quero… → Dízimos, campanhas, Prímicias</w:t>
             </w:r>
           </w:p>
         </w:tc>
@@ -840,7 +840,7 @@
                 <w:sz w:val="18"/>
                 <w:szCs w:val="18"/>
               </w:rPr>
-              <w:t xml:space="preserve">PIX Copia e Cola com o valor; campanha identificada sem misturar com o dízimo</w:t>
+              <w:t xml:space="preserve">PIX identificado; primícia em espécie separada do dízimo</w:t>
             </w:r>
           </w:p>
         </w:tc>
@@ -900,7 +900,7 @@
                 <w:sz w:val="18"/>
                 <w:szCs w:val="18"/>
               </w:rPr>
-              <w:t xml:space="preserve">Escalas, troca pontual, mural de vagas, mural de generosidade, estacionamento</w:t>
+              <w:t xml:space="preserve">Escalas, mural de vagas, generosidade, Apoio Mútuo</w:t>
             </w:r>
           </w:p>
         </w:tc>
@@ -929,7 +929,7 @@
                 <w:sz w:val="18"/>
                 <w:szCs w:val="18"/>
               </w:rPr>
-              <w:t xml:space="preserve">Escala visível, substituição combinada, dons reconhecidos e doação/empréstimo entre irmãos</w:t>
+              <w:t xml:space="preserve">Escala visível, voluntariado, serviços entre irmãos</w:t>
             </w:r>
           </w:p>
         </w:tc>
@@ -1297,7 +1297,43 @@
                 <w:sz w:val="20"/>
                 <w:szCs w:val="20"/>
               </w:rPr>
-              <w:t xml:space="preserve">), restaura sessão, oferece biometria no aparelho nativo (atalho, sem substituir o PIN) e encaminha conforme o estado do perfil: Índice, cadastro incompleto, LGPD pendente ou totem. Liga-se a </w:t>
+              <w:t xml:space="preserve">), restaura sessão, oferece biometria no aparelho nativo (atalho, sem substituir o PIN) e encaminha conforme o estado do perfil: Início, cadastro incompleto, LGPD pendente ou totem. </w:t>
+            </w:r>
+            <w:r>
+              <w:rPr>
+                <w:rFonts w:ascii="Calibri" w:cs="Calibri" w:eastAsia="Calibri" w:hAnsi="Calibri"/>
+                <w:color w:val="1E293B"/>
+                <w:sz w:val="20"/>
+                <w:szCs w:val="20"/>
+              </w:rPr>
+              <w:t xml:space="preserve">Primeiro acesso e recuperação:</w:t>
+            </w:r>
+            <w:r>
+              <w:rPr>
+                <w:rFonts w:ascii="Calibri" w:cs="Calibri" w:eastAsia="Calibri" w:hAnsi="Calibri"/>
+                <w:color w:val="1E293B"/>
+                <w:sz w:val="20"/>
+                <w:szCs w:val="20"/>
+              </w:rPr>
+              <w:t xml:space="preserve"> PIN </w:t>
+            </w:r>
+            <w:r>
+              <w:rPr>
+                <w:rFonts w:ascii="Calibri" w:cs="Calibri" w:eastAsia="Calibri" w:hAnsi="Calibri"/>
+                <w:color w:val="1E293B"/>
+                <w:sz w:val="20"/>
+                <w:szCs w:val="20"/>
+              </w:rPr>
+              <w:t xml:space="preserve">somente por e-mail</w:t>
+            </w:r>
+            <w:r>
+              <w:rPr>
+                <w:rFonts w:ascii="Calibri" w:cs="Calibri" w:eastAsia="Calibri" w:hAnsi="Calibri"/>
+                <w:color w:val="1E293B"/>
+                <w:sz w:val="20"/>
+                <w:szCs w:val="20"/>
+              </w:rPr>
+              <w:t xml:space="preserve"> (WhatsApp não entrega PIN de autenticação). Liga-se a </w:t>
             </w:r>
             <w:r>
               <w:rPr>
@@ -2453,7 +2489,7 @@
                 <w:sz w:val="20"/>
                 <w:szCs w:val="20"/>
               </w:rPr>
-              <w:t xml:space="preserve"> da sessão, carrega branding e parâmetros da instância (prefixo familiar, PIX, totem). Alimenta Índice, ofertas, carteirinha e billing.</w:t>
+              <w:t xml:space="preserve"> da sessão, carrega branding e parâmetros da instância (prefixo familiar, PIX, totem). Alimenta Início, ofertas, carteirinha e billing (isolamento por tenant).</w:t>
             </w:r>
           </w:p>
           <w:tbl>
@@ -3876,7 +3912,7 @@
                 <w:sz w:val="29"/>
                 <w:szCs w:val="29"/>
               </w:rPr>
-              <w:t xml:space="preserve">Índice do Aplicativo</w:t>
+              <w:t xml:space="preserve">Início</w:t>
             </w:r>
           </w:p>
           <w:p>
@@ -3892,7 +3928,7 @@
                 <w:szCs w:val="16"/>
                 <w:shd w:fill="EFF6FF" w:val="clear"/>
               </w:rPr>
-              <w:t xml:space="preserve">Rota /(tabs) · tela inicial autenticada</w:t>
+              <w:t xml:space="preserve">Rota /(tabs) · tela inicial autenticada (publicada)</w:t>
             </w:r>
           </w:p>
           <w:p>
@@ -4046,7 +4082,43 @@
                 <w:sz w:val="20"/>
                 <w:szCs w:val="20"/>
               </w:rPr>
-              <w:t xml:space="preserve">Atalhos e avisos na própria home (</w:t>
+              <w:t xml:space="preserve">Pager </w:t>
+            </w:r>
+            <w:r>
+              <w:rPr>
+                <w:rFonts w:ascii="Calibri" w:cs="Calibri" w:eastAsia="Calibri" w:hAnsi="Calibri"/>
+                <w:color w:val="1E293B"/>
+                <w:sz w:val="20"/>
+                <w:szCs w:val="20"/>
+              </w:rPr>
+              <w:t xml:space="preserve">Próximos Eventos</w:t>
+            </w:r>
+            <w:r>
+              <w:rPr>
+                <w:rFonts w:ascii="Calibri" w:cs="Calibri" w:eastAsia="Calibri" w:hAnsi="Calibri"/>
+                <w:color w:val="1E293B"/>
+                <w:sz w:val="20"/>
+                <w:szCs w:val="20"/>
+              </w:rPr>
+              <w:t xml:space="preserve"> e </w:t>
+            </w:r>
+            <w:r>
+              <w:rPr>
+                <w:rFonts w:ascii="Calibri" w:cs="Calibri" w:eastAsia="Calibri" w:hAnsi="Calibri"/>
+                <w:color w:val="1E293B"/>
+                <w:sz w:val="20"/>
+                <w:szCs w:val="20"/>
+              </w:rPr>
+              <w:t xml:space="preserve">Avisos</w:t>
+            </w:r>
+            <w:r>
+              <w:rPr>
+                <w:rFonts w:ascii="Calibri" w:cs="Calibri" w:eastAsia="Calibri" w:hAnsi="Calibri"/>
+                <w:color w:val="1E293B"/>
+                <w:sz w:val="20"/>
+                <w:szCs w:val="20"/>
+              </w:rPr>
+              <w:t xml:space="preserve"> (</w:t>
             </w:r>
             <w:r>
               <w:rPr>
@@ -4101,43 +4173,98 @@
                 <w:sz w:val="20"/>
                 <w:szCs w:val="20"/>
               </w:rPr>
-              <w:t xml:space="preserve"> reúne Dízimos e Ofertas e Campanhas e Projetos; o pedido de oração abre o Coração Aberto. Rodapé de sessão: Encerrar sessão. A engrenagem de gestão </w:t>
-            </w:r>
-            <w:r>
-              <w:rPr>
-                <w:rFonts w:ascii="Calibri" w:cs="Calibri" w:eastAsia="Calibri" w:hAnsi="Calibri"/>
-                <w:color w:val="1E293B"/>
-                <w:sz w:val="20"/>
-                <w:szCs w:val="20"/>
-              </w:rPr>
-              <w:t xml:space="preserve">não</w:t>
-            </w:r>
-            <w:r>
-              <w:rPr>
-                <w:rFonts w:ascii="Calibri" w:cs="Calibri" w:eastAsia="Calibri" w:hAnsi="Calibri"/>
-                <w:color w:val="1E293B"/>
-                <w:sz w:val="20"/>
-                <w:szCs w:val="20"/>
-              </w:rPr>
-              <w:t xml:space="preserve"> fica neste topo: só aparece depois de abrir o Menu, se o papel tiver item de manutenção. Marca d’água da instância. A caixa de avisos recarrega em tempo real e não repete o mesmo recado já visto — inclui recados do culto, trocas de escala, marcos de campanha, vagas ministeriais e </w:t>
-            </w:r>
-            <w:r>
-              <w:rPr>
-                <w:rFonts w:ascii="Calibri" w:cs="Calibri" w:eastAsia="Calibri" w:hAnsi="Calibri"/>
-                <w:color w:val="1E293B"/>
-                <w:sz w:val="20"/>
-                <w:szCs w:val="20"/>
-              </w:rPr>
-              <w:t xml:space="preserve">avisos do Mural de Generosidade</w:t>
-            </w:r>
-            <w:r>
-              <w:rPr>
-                <w:rFonts w:ascii="Calibri" w:cs="Calibri" w:eastAsia="Calibri" w:hAnsi="Calibri"/>
-                <w:color w:val="1E293B"/>
-                <w:sz w:val="20"/>
-                <w:szCs w:val="20"/>
-              </w:rPr>
-              <w:t xml:space="preserve">. </w:t>
+              <w:t xml:space="preserve"> reúne Dízimos e Ofertas, Campanhas e Projetos e </w:t>
+            </w:r>
+            <w:r>
+              <w:rPr>
+                <w:rFonts w:ascii="Calibri" w:cs="Calibri" w:eastAsia="Calibri" w:hAnsi="Calibri"/>
+                <w:color w:val="1E293B"/>
+                <w:sz w:val="20"/>
+                <w:szCs w:val="20"/>
+              </w:rPr>
+              <w:t xml:space="preserve">Prímicias</w:t>
+            </w:r>
+            <w:r>
+              <w:rPr>
+                <w:rFonts w:ascii="Calibri" w:cs="Calibri" w:eastAsia="Calibri" w:hAnsi="Calibri"/>
+                <w:color w:val="1E293B"/>
+                <w:sz w:val="20"/>
+                <w:szCs w:val="20"/>
+              </w:rPr>
+              <w:t xml:space="preserve">; </w:t>
+            </w:r>
+            <w:r>
+              <w:rPr>
+                <w:rFonts w:ascii="Calibri" w:cs="Calibri" w:eastAsia="Calibri" w:hAnsi="Calibri"/>
+                <w:color w:val="1E293B"/>
+                <w:sz w:val="20"/>
+                <w:szCs w:val="20"/>
+              </w:rPr>
+              <w:t xml:space="preserve">Cuidado Pastoral</w:t>
+            </w:r>
+            <w:r>
+              <w:rPr>
+                <w:rFonts w:ascii="Calibri" w:cs="Calibri" w:eastAsia="Calibri" w:hAnsi="Calibri"/>
+                <w:color w:val="1E293B"/>
+                <w:sz w:val="20"/>
+                <w:szCs w:val="20"/>
+              </w:rPr>
+              <w:t xml:space="preserve"> abre o Coração Aberto. </w:t>
+            </w:r>
+            <w:r>
+              <w:rPr>
+                <w:rFonts w:ascii="Calibri" w:cs="Calibri" w:eastAsia="Calibri" w:hAnsi="Calibri"/>
+                <w:color w:val="1E293B"/>
+                <w:sz w:val="20"/>
+                <w:szCs w:val="20"/>
+              </w:rPr>
+              <w:t xml:space="preserve">Sticker</w:t>
+            </w:r>
+            <w:r>
+              <w:rPr>
+                <w:rFonts w:ascii="Calibri" w:cs="Calibri" w:eastAsia="Calibri" w:hAnsi="Calibri"/>
+                <w:color w:val="1E293B"/>
+                <w:sz w:val="20"/>
+                <w:szCs w:val="20"/>
+              </w:rPr>
+              <w:t xml:space="preserve"> de admissão (</w:t>
+            </w:r>
+            <w:r>
+              <w:rPr>
+                <w:rFonts w:ascii="Calibri" w:cs="Calibri" w:eastAsia="Calibri" w:hAnsi="Calibri"/>
+                <w:color w:val="1E293B"/>
+                <w:sz w:val="20"/>
+                <w:szCs w:val="20"/>
+                <w:shd w:fill="F1F5F9" w:val="clear"/>
+              </w:rPr>
+              <w:t xml:space="preserve">HomeAdmissionSticker</w:t>
+            </w:r>
+            <w:r>
+              <w:rPr>
+                <w:rFonts w:ascii="Calibri" w:cs="Calibri" w:eastAsia="Calibri" w:hAnsi="Calibri"/>
+                <w:color w:val="1E293B"/>
+                <w:sz w:val="20"/>
+                <w:szCs w:val="20"/>
+              </w:rPr>
+              <w:t xml:space="preserve">) sinaliza recepção/papéis pendentes. </w:t>
+            </w:r>
+            <w:r>
+              <w:rPr>
+                <w:rFonts w:ascii="Calibri" w:cs="Calibri" w:eastAsia="Calibri" w:hAnsi="Calibri"/>
+                <w:color w:val="1E293B"/>
+                <w:sz w:val="20"/>
+                <w:szCs w:val="20"/>
+              </w:rPr>
+              <w:t xml:space="preserve">Abigail</w:t>
+            </w:r>
+            <w:r>
+              <w:rPr>
+                <w:rFonts w:ascii="Calibri" w:cs="Calibri" w:eastAsia="Calibri" w:hAnsi="Calibri"/>
+                <w:color w:val="1E293B"/>
+                <w:sz w:val="20"/>
+                <w:szCs w:val="20"/>
+              </w:rPr>
+              <w:t xml:space="preserve"> (chat IA) ao lado de Eu quero… para papéis autorizados. Bolo de aniversários do dia quando há celebração. Engrenagem no topo do Início para quem tem ACL. Marca d’água da instância. Avisos em tempo real (culto, escala, campanha, generosidade, pastoral). </w:t>
             </w:r>
             <w:r>
               <w:rPr>
@@ -4155,7 +4282,7 @@
                 <w:sz w:val="20"/>
                 <w:szCs w:val="20"/>
               </w:rPr>
-              <w:t xml:space="preserve"> em telas de conteúdo devolve ao Índice; só Encerrar sessão limpa o aparelho. O carrossel antigo </w:t>
+              <w:t xml:space="preserve"> em telas de conteúdo devolve ao Início; Encerrar sessão limpa o aparelho. </w:t>
             </w:r>
             <w:r>
               <w:rPr>
@@ -4183,16 +4310,16 @@
                 <w:sz w:val="20"/>
                 <w:szCs w:val="20"/>
               </w:rPr>
-              <w:t xml:space="preserve">não é produto publicado</w:t>
-            </w:r>
-            <w:r>
-              <w:rPr>
-                <w:rFonts w:ascii="Calibri" w:cs="Calibri" w:eastAsia="Calibri" w:hAnsi="Calibri"/>
-                <w:color w:val="1E293B"/>
-                <w:sz w:val="20"/>
-                <w:szCs w:val="20"/>
-              </w:rPr>
-              <w:t xml:space="preserve">: a rota só redireciona para a tela dedicada (Célula → </w:t>
+              <w:t xml:space="preserve">só redireciona</w:t>
+            </w:r>
+            <w:r>
+              <w:rPr>
+                <w:rFonts w:ascii="Calibri" w:cs="Calibri" w:eastAsia="Calibri" w:hAnsi="Calibri"/>
+                <w:color w:val="1E293B"/>
+                <w:sz w:val="20"/>
+                <w:szCs w:val="20"/>
+              </w:rPr>
+              <w:t xml:space="preserve">; </w:t>
             </w:r>
             <w:r>
               <w:rPr>
@@ -4202,16 +4329,16 @@
                 <w:szCs w:val="20"/>
                 <w:shd w:fill="F1F5F9" w:val="clear"/>
               </w:rPr>
-              <w:t xml:space="preserve">/pequeno-grupo</w:t>
-            </w:r>
-            <w:r>
-              <w:rPr>
-                <w:rFonts w:ascii="Calibri" w:cs="Calibri" w:eastAsia="Calibri" w:hAnsi="Calibri"/>
-                <w:color w:val="1E293B"/>
-                <w:sz w:val="20"/>
-                <w:szCs w:val="20"/>
-              </w:rPr>
-              <w:t xml:space="preserve">, Mural de Oportunidades → </w:t>
+              <w:t xml:space="preserve">/(tabs)/explore</w:t>
+            </w:r>
+            <w:r>
+              <w:rPr>
+                <w:rFonts w:ascii="Calibri" w:cs="Calibri" w:eastAsia="Calibri" w:hAnsi="Calibri"/>
+                <w:color w:val="1E293B"/>
+                <w:sz w:val="20"/>
+                <w:szCs w:val="20"/>
+              </w:rPr>
+              <w:t xml:space="preserve"> congelada — ver </w:t>
             </w:r>
             <w:r>
               <w:rPr>
@@ -4221,16 +4348,16 @@
                 <w:szCs w:val="20"/>
                 <w:shd w:fill="F1F5F9" w:val="clear"/>
               </w:rPr>
-              <w:t xml:space="preserve">/mural-oportunidades</w:t>
-            </w:r>
-            <w:r>
-              <w:rPr>
-                <w:rFonts w:ascii="Calibri" w:cs="Calibri" w:eastAsia="Calibri" w:hAnsi="Calibri"/>
-                <w:color w:val="1E293B"/>
-                <w:sz w:val="20"/>
-                <w:szCs w:val="20"/>
-              </w:rPr>
-              <w:t xml:space="preserve">).</w:t>
+              <w:t xml:space="preserve">lib/frozenPublication.ts</w:t>
+            </w:r>
+            <w:r>
+              <w:rPr>
+                <w:rFonts w:ascii="Calibri" w:cs="Calibri" w:eastAsia="Calibri" w:hAnsi="Calibri"/>
+                <w:color w:val="1E293B"/>
+                <w:sz w:val="20"/>
+                <w:szCs w:val="20"/>
+              </w:rPr>
+              <w:t xml:space="preserve">.</w:t>
             </w:r>
           </w:p>
           <w:tbl>
@@ -4409,7 +4536,7 @@
                       <w:sz w:val="20"/>
                       <w:szCs w:val="20"/>
                     </w:rPr>
-                    <w:t xml:space="preserve">Espaço para imagem — Índice do Aplicativo</w:t>
+                    <w:t xml:space="preserve">Espaço para imagem — Início</w:t>
                   </w:r>
                 </w:p>
                 <w:p>
@@ -4539,7 +4666,44 @@
                 <w:sz w:val="20"/>
                 <w:szCs w:val="20"/>
               </w:rPr>
-              <w:t xml:space="preserve">É o corredor interno da plataforma, separado com clareza. Na parte de cima, só a vida do membro: Início, Perfil, Financeiro, Minha Célula, Escalas, Mural de Oportunidades, </w:t>
+              <w:t xml:space="preserve">É o corredor interno da plataforma. Itens publicados em </w:t>
+            </w:r>
+            <w:r>
+              <w:rPr>
+                <w:rFonts w:ascii="Calibri" w:cs="Calibri" w:eastAsia="Calibri" w:hAnsi="Calibri"/>
+                <w:color w:val="1E293B"/>
+                <w:sz w:val="20"/>
+                <w:szCs w:val="20"/>
+                <w:shd w:fill="F1F5F9" w:val="clear"/>
+              </w:rPr>
+              <w:t xml:space="preserve">APP_DRAWER_MENU_ITEMS</w:t>
+            </w:r>
+            <w:r>
+              <w:rPr>
+                <w:rFonts w:ascii="Calibri" w:cs="Calibri" w:eastAsia="Calibri" w:hAnsi="Calibri"/>
+                <w:color w:val="1E293B"/>
+                <w:sz w:val="20"/>
+                <w:szCs w:val="20"/>
+              </w:rPr>
+              <w:t xml:space="preserve">: Início, Perfil, Financeiro, </w:t>
+            </w:r>
+            <w:r>
+              <w:rPr>
+                <w:rFonts w:ascii="Calibri" w:cs="Calibri" w:eastAsia="Calibri" w:hAnsi="Calibri"/>
+                <w:color w:val="1E293B"/>
+                <w:sz w:val="20"/>
+                <w:szCs w:val="20"/>
+              </w:rPr>
+              <w:t xml:space="preserve">Documentos oficiais</w:t>
+            </w:r>
+            <w:r>
+              <w:rPr>
+                <w:rFonts w:ascii="Calibri" w:cs="Calibri" w:eastAsia="Calibri" w:hAnsi="Calibri"/>
+                <w:color w:val="1E293B"/>
+                <w:sz w:val="20"/>
+                <w:szCs w:val="20"/>
+              </w:rPr>
+              <w:t xml:space="preserve">, Minha Célula, Escalas, Mural de Oportunidades, </w:t>
             </w:r>
             <w:r>
               <w:rPr>
@@ -4557,25 +4721,80 @@
                 <w:sz w:val="20"/>
                 <w:szCs w:val="20"/>
               </w:rPr>
-              <w:t xml:space="preserve">, Sugestões, Redes Sociais e Sobre o Conecta+. Dízimos e Campanhas não aparecem aqui: já estão em </w:t>
-            </w:r>
-            <w:r>
-              <w:rPr>
-                <w:rFonts w:ascii="Calibri" w:cs="Calibri" w:eastAsia="Calibri" w:hAnsi="Calibri"/>
-                <w:color w:val="1E293B"/>
-                <w:sz w:val="20"/>
-                <w:szCs w:val="20"/>
-              </w:rPr>
-              <w:t xml:space="preserve">Eu quero… → Contribuir</w:t>
-            </w:r>
-            <w:r>
-              <w:rPr>
-                <w:rFonts w:ascii="Calibri" w:cs="Calibri" w:eastAsia="Calibri" w:hAnsi="Calibri"/>
-                <w:color w:val="1E293B"/>
-                <w:sz w:val="20"/>
-                <w:szCs w:val="20"/>
-              </w:rPr>
-              <w:t xml:space="preserve">. A engrenagem concentra a gestão em cinco grupos que começam recolhidos — Operação e Segurança, Gestão de Pessoas, Culto e Eventos, Finanças e Inteligência, Governança e TI. O título abre a lista. Quem não tem o papel nem vê o item — e a URL administrativa não entrega a ferramenta ao membro comum.</w:t>
+              <w:t xml:space="preserve">, </w:t>
+            </w:r>
+            <w:r>
+              <w:rPr>
+                <w:rFonts w:ascii="Calibri" w:cs="Calibri" w:eastAsia="Calibri" w:hAnsi="Calibri"/>
+                <w:color w:val="1E293B"/>
+                <w:sz w:val="20"/>
+                <w:szCs w:val="20"/>
+              </w:rPr>
+              <w:t xml:space="preserve">Apoio Mútuo</w:t>
+            </w:r>
+            <w:r>
+              <w:rPr>
+                <w:rFonts w:ascii="Calibri" w:cs="Calibri" w:eastAsia="Calibri" w:hAnsi="Calibri"/>
+                <w:color w:val="1E293B"/>
+                <w:sz w:val="20"/>
+                <w:szCs w:val="20"/>
+              </w:rPr>
+              <w:t xml:space="preserve">, Sugestões, Como faço…?, Redes Sociais e Sobre o Conecta+. Contribuições e pastoral ficam em </w:t>
+            </w:r>
+            <w:r>
+              <w:rPr>
+                <w:rFonts w:ascii="Calibri" w:cs="Calibri" w:eastAsia="Calibri" w:hAnsi="Calibri"/>
+                <w:color w:val="1E293B"/>
+                <w:sz w:val="20"/>
+                <w:szCs w:val="20"/>
+              </w:rPr>
+              <w:t xml:space="preserve">Eu quero…</w:t>
+            </w:r>
+            <w:r>
+              <w:rPr>
+                <w:rFonts w:ascii="Calibri" w:cs="Calibri" w:eastAsia="Calibri" w:hAnsi="Calibri"/>
+                <w:color w:val="1E293B"/>
+                <w:sz w:val="20"/>
+                <w:szCs w:val="20"/>
+              </w:rPr>
+              <w:t xml:space="preserve">. A </w:t>
+            </w:r>
+            <w:r>
+              <w:rPr>
+                <w:rFonts w:ascii="Calibri" w:cs="Calibri" w:eastAsia="Calibri" w:hAnsi="Calibri"/>
+                <w:color w:val="1E293B"/>
+                <w:sz w:val="20"/>
+                <w:szCs w:val="20"/>
+              </w:rPr>
+              <w:t xml:space="preserve">engrenagem</w:t>
+            </w:r>
+            <w:r>
+              <w:rPr>
+                <w:rFonts w:ascii="Calibri" w:cs="Calibri" w:eastAsia="Calibri" w:hAnsi="Calibri"/>
+                <w:color w:val="1E293B"/>
+                <w:sz w:val="20"/>
+                <w:szCs w:val="20"/>
+              </w:rPr>
+              <w:t xml:space="preserve"> (ícone no Início) lista </w:t>
+            </w:r>
+            <w:r>
+              <w:rPr>
+                <w:rFonts w:ascii="Calibri" w:cs="Calibri" w:eastAsia="Calibri" w:hAnsi="Calibri"/>
+                <w:color w:val="1E293B"/>
+                <w:sz w:val="20"/>
+                <w:szCs w:val="20"/>
+                <w:shd w:fill="F1F5F9" w:val="clear"/>
+              </w:rPr>
+              <w:t xml:space="preserve">APP_DRAWER_SETTINGS_ITEMS</w:t>
+            </w:r>
+            <w:r>
+              <w:rPr>
+                <w:rFonts w:ascii="Calibri" w:cs="Calibri" w:eastAsia="Calibri" w:hAnsi="Calibri"/>
+                <w:color w:val="1E293B"/>
+                <w:sz w:val="20"/>
+                <w:szCs w:val="20"/>
+              </w:rPr>
+              <w:t xml:space="preserve"> em cinco grupos recolhíveis — Operação e Segurança, Gestão de Pessoas, Culto e Eventos, Finanças e Inteligência, Governança e TI.</w:t>
             </w:r>
           </w:p>
           <w:p>
@@ -4607,7 +4826,7 @@
                 <w:sz w:val="20"/>
                 <w:szCs w:val="20"/>
               </w:rPr>
-              <w:t xml:space="preserve">Itens em </w:t>
+              <w:t xml:space="preserve">Filtragem por ACL, vínculo ativo e identidade efetiva no Ghost. Rotas dedicadas (</w:t>
             </w:r>
             <w:r>
               <w:rPr>
@@ -4617,16 +4836,16 @@
                 <w:szCs w:val="20"/>
                 <w:shd w:fill="F1F5F9" w:val="clear"/>
               </w:rPr>
-              <w:t xml:space="preserve">lib/appDrawerMenu.ts</w:t>
-            </w:r>
-            <w:r>
-              <w:rPr>
-                <w:rFonts w:ascii="Calibri" w:cs="Calibri" w:eastAsia="Calibri" w:hAnsi="Calibri"/>
-                <w:color w:val="1E293B"/>
-                <w:sz w:val="20"/>
-                <w:szCs w:val="20"/>
-              </w:rPr>
-              <w:t xml:space="preserve">, filtrados por papel, com redirecionamento fail-closed. Navega para rotas próprias ou para o carrossel da Manutenção. Configurações em </w:t>
+              <w:t xml:space="preserve">/documentos-oficiais</w:t>
+            </w:r>
+            <w:r>
+              <w:rPr>
+                <w:rFonts w:ascii="Calibri" w:cs="Calibri" w:eastAsia="Calibri" w:hAnsi="Calibri"/>
+                <w:color w:val="1E293B"/>
+                <w:sz w:val="20"/>
+                <w:szCs w:val="20"/>
+              </w:rPr>
+              <w:t xml:space="preserve">, </w:t>
             </w:r>
             <w:r>
               <w:rPr>
@@ -4636,16 +4855,73 @@
                 <w:szCs w:val="20"/>
                 <w:shd w:fill="F1F5F9" w:val="clear"/>
               </w:rPr>
-              <w:t xml:space="preserve">AppDrawerSettings</w:t>
-            </w:r>
-            <w:r>
-              <w:rPr>
-                <w:rFonts w:ascii="Calibri" w:cs="Calibri" w:eastAsia="Calibri" w:hAnsi="Calibri"/>
-                <w:color w:val="1E293B"/>
-                <w:sz w:val="20"/>
-                <w:szCs w:val="20"/>
-              </w:rPr>
-              <w:t xml:space="preserve">, nos cinco grupos acima.</w:t>
+              <w:t xml:space="preserve">/apoio-mutuo</w:t>
+            </w:r>
+            <w:r>
+              <w:rPr>
+                <w:rFonts w:ascii="Calibri" w:cs="Calibri" w:eastAsia="Calibri" w:hAnsi="Calibri"/>
+                <w:color w:val="1E293B"/>
+                <w:sz w:val="20"/>
+                <w:szCs w:val="20"/>
+              </w:rPr>
+              <w:t xml:space="preserve">, …) — não carrossel do Painel. Manutenção em </w:t>
+            </w:r>
+            <w:r>
+              <w:rPr>
+                <w:rFonts w:ascii="Calibri" w:cs="Calibri" w:eastAsia="Calibri" w:hAnsi="Calibri"/>
+                <w:color w:val="1E293B"/>
+                <w:sz w:val="20"/>
+                <w:szCs w:val="20"/>
+                <w:shd w:fill="F1F5F9" w:val="clear"/>
+              </w:rPr>
+              <w:t xml:space="preserve">/maintenance-dashboard</w:t>
+            </w:r>
+            <w:r>
+              <w:rPr>
+                <w:rFonts w:ascii="Calibri" w:cs="Calibri" w:eastAsia="Calibri" w:hAnsi="Calibri"/>
+                <w:color w:val="1E293B"/>
+                <w:sz w:val="20"/>
+                <w:szCs w:val="20"/>
+              </w:rPr>
+              <w:t xml:space="preserve"> e rotas satélite (</w:t>
+            </w:r>
+            <w:r>
+              <w:rPr>
+                <w:rFonts w:ascii="Calibri" w:cs="Calibri" w:eastAsia="Calibri" w:hAnsi="Calibri"/>
+                <w:color w:val="1E293B"/>
+                <w:sz w:val="20"/>
+                <w:szCs w:val="20"/>
+                <w:shd w:fill="F1F5F9" w:val="clear"/>
+              </w:rPr>
+              <w:t xml:space="preserve">/totem-checkin</w:t>
+            </w:r>
+            <w:r>
+              <w:rPr>
+                <w:rFonts w:ascii="Calibri" w:cs="Calibri" w:eastAsia="Calibri" w:hAnsi="Calibri"/>
+                <w:color w:val="1E293B"/>
+                <w:sz w:val="20"/>
+                <w:szCs w:val="20"/>
+              </w:rPr>
+              <w:t xml:space="preserve">, </w:t>
+            </w:r>
+            <w:r>
+              <w:rPr>
+                <w:rFonts w:ascii="Calibri" w:cs="Calibri" w:eastAsia="Calibri" w:hAnsi="Calibri"/>
+                <w:color w:val="1E293B"/>
+                <w:sz w:val="20"/>
+                <w:szCs w:val="20"/>
+                <w:shd w:fill="F1F5F9" w:val="clear"/>
+              </w:rPr>
+              <w:t xml:space="preserve">/atribuicoes</w:t>
+            </w:r>
+            <w:r>
+              <w:rPr>
+                <w:rFonts w:ascii="Calibri" w:cs="Calibri" w:eastAsia="Calibri" w:hAnsi="Calibri"/>
+                <w:color w:val="1E293B"/>
+                <w:sz w:val="20"/>
+                <w:szCs w:val="20"/>
+              </w:rPr>
+              <w:t xml:space="preserve">, …).</w:t>
             </w:r>
           </w:p>
           <w:tbl>
@@ -4954,7 +5230,43 @@
                 <w:sz w:val="20"/>
                 <w:szCs w:val="20"/>
               </w:rPr>
-              <w:t xml:space="preserve">O “culto operacional” no bolso não é mais um carrossel de cards. A família agenda presença no Índice, gera QR na carteirinha, contribui e pede oração em </w:t>
+              <w:t xml:space="preserve">O produto publicado não é carrossel. A família agenda no </w:t>
+            </w:r>
+            <w:r>
+              <w:rPr>
+                <w:rFonts w:ascii="Calibri" w:cs="Calibri" w:eastAsia="Calibri" w:hAnsi="Calibri"/>
+                <w:color w:val="1E293B"/>
+                <w:sz w:val="20"/>
+                <w:szCs w:val="20"/>
+              </w:rPr>
+              <w:t xml:space="preserve">Início</w:t>
+            </w:r>
+            <w:r>
+              <w:rPr>
+                <w:rFonts w:ascii="Calibri" w:cs="Calibri" w:eastAsia="Calibri" w:hAnsi="Calibri"/>
+                <w:color w:val="1E293B"/>
+                <w:sz w:val="20"/>
+                <w:szCs w:val="20"/>
+              </w:rPr>
+              <w:t xml:space="preserve">, usa QR na </w:t>
+            </w:r>
+            <w:r>
+              <w:rPr>
+                <w:rFonts w:ascii="Calibri" w:cs="Calibri" w:eastAsia="Calibri" w:hAnsi="Calibri"/>
+                <w:color w:val="1E293B"/>
+                <w:sz w:val="20"/>
+                <w:szCs w:val="20"/>
+              </w:rPr>
+              <w:t xml:space="preserve">carteirinha</w:t>
+            </w:r>
+            <w:r>
+              <w:rPr>
+                <w:rFonts w:ascii="Calibri" w:cs="Calibri" w:eastAsia="Calibri" w:hAnsi="Calibri"/>
+                <w:color w:val="1E293B"/>
+                <w:sz w:val="20"/>
+                <w:szCs w:val="20"/>
+              </w:rPr>
+              <w:t xml:space="preserve">, contribui em </w:t>
             </w:r>
             <w:r>
               <w:rPr>
@@ -4972,25 +5284,43 @@
                 <w:sz w:val="20"/>
                 <w:szCs w:val="20"/>
               </w:rPr>
-              <w:t xml:space="preserve">, encontra célula, vagas, generosidade, escalas e financeiro no </w:t>
-            </w:r>
-            <w:r>
-              <w:rPr>
-                <w:rFonts w:ascii="Calibri" w:cs="Calibri" w:eastAsia="Calibri" w:hAnsi="Calibri"/>
-                <w:color w:val="1E293B"/>
-                <w:sz w:val="20"/>
-                <w:szCs w:val="20"/>
-              </w:rPr>
-              <w:t xml:space="preserve">menu do membro</w:t>
-            </w:r>
-            <w:r>
-              <w:rPr>
-                <w:rFonts w:ascii="Calibri" w:cs="Calibri" w:eastAsia="Calibri" w:hAnsi="Calibri"/>
-                <w:color w:val="1E293B"/>
-                <w:sz w:val="20"/>
-                <w:szCs w:val="20"/>
-              </w:rPr>
-              <w:t xml:space="preserve">, e a equipe opera pela </w:t>
+              <w:t xml:space="preserve">, acessa </w:t>
+            </w:r>
+            <w:r>
+              <w:rPr>
+                <w:rFonts w:ascii="Calibri" w:cs="Calibri" w:eastAsia="Calibri" w:hAnsi="Calibri"/>
+                <w:color w:val="1E293B"/>
+                <w:sz w:val="20"/>
+                <w:szCs w:val="20"/>
+              </w:rPr>
+              <w:t xml:space="preserve">Documentos oficiais</w:t>
+            </w:r>
+            <w:r>
+              <w:rPr>
+                <w:rFonts w:ascii="Calibri" w:cs="Calibri" w:eastAsia="Calibri" w:hAnsi="Calibri"/>
+                <w:color w:val="1E293B"/>
+                <w:sz w:val="20"/>
+                <w:szCs w:val="20"/>
+              </w:rPr>
+              <w:t xml:space="preserve"> e </w:t>
+            </w:r>
+            <w:r>
+              <w:rPr>
+                <w:rFonts w:ascii="Calibri" w:cs="Calibri" w:eastAsia="Calibri" w:hAnsi="Calibri"/>
+                <w:color w:val="1E293B"/>
+                <w:sz w:val="20"/>
+                <w:szCs w:val="20"/>
+              </w:rPr>
+              <w:t xml:space="preserve">Apoio Mútuo</w:t>
+            </w:r>
+            <w:r>
+              <w:rPr>
+                <w:rFonts w:ascii="Calibri" w:cs="Calibri" w:eastAsia="Calibri" w:hAnsi="Calibri"/>
+                <w:color w:val="1E293B"/>
+                <w:sz w:val="20"/>
+                <w:szCs w:val="20"/>
+              </w:rPr>
+              <w:t xml:space="preserve"> no menu, e a equipe opera pela </w:t>
             </w:r>
             <w:r>
               <w:rPr>
@@ -5008,7 +5338,7 @@
                 <w:sz w:val="20"/>
                 <w:szCs w:val="20"/>
               </w:rPr>
-              <w:t xml:space="preserve">. Cada módulo tem tela própria, com o recorte visual da igreja, sem dez aplicativos e sem o membro “descobrir” gestão digitando URL.</w:t>
+              <w:t xml:space="preserve"> agrupada por ACL.</w:t>
             </w:r>
           </w:p>
           <w:p>
@@ -5050,7 +5380,7 @@
                 <w:sz w:val="20"/>
                 <w:szCs w:val="20"/>
               </w:rPr>
-              <w:t xml:space="preserve">: cards do Painel antigo permanecem no repositório, congelados. Célula e Mural de Oportunidades têm rota dedicada. Deep links de card congelado resolvem para a tela viva (</w:t>
+              <w:t xml:space="preserve"> e </w:t>
             </w:r>
             <w:r>
               <w:rPr>
@@ -5060,6 +5390,25 @@
                 <w:szCs w:val="20"/>
                 <w:shd w:fill="F1F5F9" w:val="clear"/>
               </w:rPr>
+              <w:t xml:space="preserve">FROZEN_DASHBOARD_CARD_CONTENTS</w:t>
+            </w:r>
+            <w:r>
+              <w:rPr>
+                <w:rFonts w:ascii="Calibri" w:cs="Calibri" w:eastAsia="Calibri" w:hAnsi="Calibri"/>
+                <w:color w:val="1E293B"/>
+                <w:sz w:val="20"/>
+                <w:szCs w:val="20"/>
+              </w:rPr>
+              <w:t xml:space="preserve"> (comentário only): QR, salas membro, estacionamento, cards duplicados etc. permanecem congelados. Deep links legados → </w:t>
+            </w:r>
+            <w:r>
+              <w:rPr>
+                <w:rFonts w:ascii="Calibri" w:cs="Calibri" w:eastAsia="Calibri" w:hAnsi="Calibri"/>
+                <w:color w:val="1E293B"/>
+                <w:sz w:val="20"/>
+                <w:szCs w:val="20"/>
+                <w:shd w:fill="F1F5F9" w:val="clear"/>
+              </w:rPr>
               <w:t xml:space="preserve">resolveFrozenDashboardDeepLink</w:t>
             </w:r>
             <w:r>
@@ -5088,7 +5437,7 @@
                 <w:sz w:val="20"/>
                 <w:szCs w:val="20"/>
               </w:rPr>
-              <w:t xml:space="preserve">). Telas filhas devolvem ao chamador via </w:t>
+              <w:t xml:space="preserve">. ACL por rota (</w:t>
             </w:r>
             <w:r>
               <w:rPr>
@@ -5098,16 +5447,34 @@
                 <w:szCs w:val="20"/>
                 <w:shd w:fill="F1F5F9" w:val="clear"/>
               </w:rPr>
-              <w:t xml:space="preserve">returnRoute</w:t>
-            </w:r>
-            <w:r>
-              <w:rPr>
-                <w:rFonts w:ascii="Calibri" w:cs="Calibri" w:eastAsia="Calibri" w:hAnsi="Calibri"/>
-                <w:color w:val="1E293B"/>
-                <w:sz w:val="20"/>
-                <w:szCs w:val="20"/>
-              </w:rPr>
-              <w:t xml:space="preserve"> / </w:t>
+              <w:t xml:space="preserve">ACCESS_SCREEN</w:t>
+            </w:r>
+            <w:r>
+              <w:rPr>
+                <w:rFonts w:ascii="Calibri" w:cs="Calibri" w:eastAsia="Calibri" w:hAnsi="Calibri"/>
+                <w:color w:val="1E293B"/>
+                <w:sz w:val="20"/>
+                <w:szCs w:val="20"/>
+              </w:rPr>
+              <w:t xml:space="preserve">) e recursos de manutenção. </w:t>
+            </w:r>
+            <w:r>
+              <w:rPr>
+                <w:rFonts w:ascii="Calibri" w:cs="Calibri" w:eastAsia="Calibri" w:hAnsi="Calibri"/>
+                <w:color w:val="1E293B"/>
+                <w:sz w:val="20"/>
+                <w:szCs w:val="20"/>
+              </w:rPr>
+              <w:t xml:space="preserve">Não</w:t>
+            </w:r>
+            <w:r>
+              <w:rPr>
+                <w:rFonts w:ascii="Calibri" w:cs="Calibri" w:eastAsia="Calibri" w:hAnsi="Calibri"/>
+                <w:color w:val="1E293B"/>
+                <w:sz w:val="20"/>
+                <w:szCs w:val="20"/>
+              </w:rPr>
+              <w:t xml:space="preserve"> treinar </w:t>
             </w:r>
             <w:r>
               <w:rPr>
@@ -5117,73 +5484,16 @@
                 <w:szCs w:val="20"/>
                 <w:shd w:fill="F1F5F9" w:val="clear"/>
               </w:rPr>
-              <w:t xml:space="preserve">returnDashboardCard</w:t>
-            </w:r>
-            <w:r>
-              <w:rPr>
-                <w:rFonts w:ascii="Calibri" w:cs="Calibri" w:eastAsia="Calibri" w:hAnsi="Calibri"/>
-                <w:color w:val="1E293B"/>
-                <w:sz w:val="20"/>
-                <w:szCs w:val="20"/>
-              </w:rPr>
-              <w:t xml:space="preserve">. Paletas em </w:t>
-            </w:r>
-            <w:r>
-              <w:rPr>
-                <w:rFonts w:ascii="Calibri" w:cs="Calibri" w:eastAsia="Calibri" w:hAnsi="Calibri"/>
-                <w:color w:val="1E293B"/>
-                <w:sz w:val="20"/>
-                <w:szCs w:val="20"/>
-                <w:shd w:fill="F1F5F9" w:val="clear"/>
-              </w:rPr>
-              <w:t xml:space="preserve">dashboardCardThemes</w:t>
-            </w:r>
-            <w:r>
-              <w:rPr>
-                <w:rFonts w:ascii="Calibri" w:cs="Calibri" w:eastAsia="Calibri" w:hAnsi="Calibri"/>
-                <w:color w:val="1E293B"/>
-                <w:sz w:val="20"/>
-                <w:szCs w:val="20"/>
-              </w:rPr>
-              <w:t xml:space="preserve">. ACL continua valendo tela a tela (</w:t>
-            </w:r>
-            <w:r>
-              <w:rPr>
-                <w:rFonts w:ascii="Calibri" w:cs="Calibri" w:eastAsia="Calibri" w:hAnsi="Calibri"/>
-                <w:color w:val="1E293B"/>
-                <w:sz w:val="20"/>
-                <w:szCs w:val="20"/>
-                <w:shd w:fill="F1F5F9" w:val="clear"/>
-              </w:rPr>
-              <w:t xml:space="preserve">dashboard.card.*</w:t>
-            </w:r>
-            <w:r>
-              <w:rPr>
-                <w:rFonts w:ascii="Calibri" w:cs="Calibri" w:eastAsia="Calibri" w:hAnsi="Calibri"/>
-                <w:color w:val="1E293B"/>
-                <w:sz w:val="20"/>
-                <w:szCs w:val="20"/>
-              </w:rPr>
-              <w:t xml:space="preserve"> e </w:t>
-            </w:r>
-            <w:r>
-              <w:rPr>
-                <w:rFonts w:ascii="Calibri" w:cs="Calibri" w:eastAsia="Calibri" w:hAnsi="Calibri"/>
-                <w:color w:val="1E293B"/>
-                <w:sz w:val="20"/>
-                <w:szCs w:val="20"/>
-                <w:shd w:fill="F1F5F9" w:val="clear"/>
-              </w:rPr>
-              <w:t xml:space="preserve">ACCESS_SCREEN</w:t>
-            </w:r>
-            <w:r>
-              <w:rPr>
-                <w:rFonts w:ascii="Calibri" w:cs="Calibri" w:eastAsia="Calibri" w:hAnsi="Calibri"/>
-                <w:color w:val="1E293B"/>
-                <w:sz w:val="20"/>
-                <w:szCs w:val="20"/>
-              </w:rPr>
-              <w:t xml:space="preserve">).</w:t>
+              <w:t xml:space="preserve">/(tabs)/explore</w:t>
+            </w:r>
+            <w:r>
+              <w:rPr>
+                <w:rFonts w:ascii="Calibri" w:cs="Calibri" w:eastAsia="Calibri" w:hAnsi="Calibri"/>
+                <w:color w:val="1E293B"/>
+                <w:sz w:val="20"/>
+                <w:szCs w:val="20"/>
+              </w:rPr>
+              <w:t xml:space="preserve">.</w:t>
             </w:r>
           </w:p>
           <w:tbl>
@@ -5248,7 +5558,7 @@
                       <w:sz w:val="19"/>
                       <w:szCs w:val="19"/>
                     </w:rPr>
-                    <w:t xml:space="preserve">Encontra cada função no menu ou no rodapé, com saudação pelo nome e Fechar de volta ao Índice — sem deslizar um carrossel.</w:t>
+                    <w:t xml:space="preserve">Encontra cada função no Início, menu ou Eu quero… — sem carrossel do Painel.</w:t>
                   </w:r>
                 </w:p>
               </w:tc>
@@ -5460,7 +5770,7 @@
                 <w:szCs w:val="16"/>
                 <w:shd w:fill="EFF6FF" w:val="clear"/>
               </w:rPr>
-              <w:t xml:space="preserve">Índice / totem · confirmExitApplication</w:t>
+              <w:t xml:space="preserve">Início / totem · confirmExitApplication</w:t>
             </w:r>
           </w:p>
           <w:p>
@@ -5524,7 +5834,7 @@
                 <w:sz w:val="20"/>
                 <w:szCs w:val="20"/>
               </w:rPr>
-              <w:t xml:space="preserve">Intercepta voltar do navegador no Índice (</w:t>
+              <w:t xml:space="preserve">Intercepta voltar do navegador no Início (</w:t>
             </w:r>
             <w:r>
               <w:rPr>
@@ -5543,7 +5853,7 @@
                 <w:sz w:val="20"/>
                 <w:szCs w:val="20"/>
               </w:rPr>
-              <w:t xml:space="preserve">). Distingue Encerrar sessão (web) de Sair do aplicativo (PWA instalado / nativo). O </w:t>
+              <w:t xml:space="preserve">). Distingue Encerrar sessão (web) de Sair do aplicativo (PWA instalado / nativo). </w:t>
             </w:r>
             <w:r>
               <w:rPr>
@@ -5561,7 +5871,7 @@
                 <w:sz w:val="20"/>
                 <w:szCs w:val="20"/>
               </w:rPr>
-              <w:t xml:space="preserve"> de Ofertas, Pastoral, Célula e demais conteúdos devolve ao Índice — não dispara este diálogo.</w:t>
+              <w:t xml:space="preserve"> em Ofertas, Pastoral, Célula etc. devolve ao Início — não dispara este diálogo.</w:t>
             </w:r>
           </w:p>
           <w:tbl>
@@ -5741,6 +6051,1498 @@
                       <w:szCs w:val="20"/>
                     </w:rPr>
                     <w:t xml:space="preserve">Espaço para imagem — Encerrar sessão (diálogo)</w:t>
+                  </w:r>
+                </w:p>
+                <w:p>
+                  <w:pPr>
+                    <w:jc w:val="center"/>
+                  </w:pPr>
+                  <w:r>
+                    <w:rPr>
+                      <w:rFonts w:ascii="Calibri" w:cs="Calibri" w:eastAsia="Calibri" w:hAnsi="Calibri"/>
+                      <w:i/>
+                      <w:iCs/>
+                      <w:color w:val="64748B"/>
+                      <w:sz w:val="18"/>
+                      <w:szCs w:val="18"/>
+                    </w:rPr>
+                    <w:t xml:space="preserve">No Word: clique nesta caixa → Inserir → Imagens → Esta pasta (ou Arrastar a captura para cá).</w:t>
+                  </w:r>
+                </w:p>
+              </w:tc>
+            </w:tr>
+          </w:tbl>
+          <w:p/>
+        </w:tc>
+      </w:tr>
+    </w:tbl>
+    <w:p>
+      <w:pPr>
+        <w:spacing w:after="200"/>
+      </w:pPr>
+      <w:r>
+        <w:t xml:space="preserve"/>
+      </w:r>
+    </w:p>
+    <w:tbl>
+      <w:tblPr>
+        <w:tblW w:type="pct" w:w="100%"/>
+        <w:tblBorders>
+          <w:top w:val="single" w:color="auto" w:sz="4"/>
+          <w:left w:val="single" w:color="auto" w:sz="4"/>
+          <w:bottom w:val="single" w:color="auto" w:sz="4"/>
+          <w:right w:val="single" w:color="auto" w:sz="4"/>
+          <w:insideH w:val="single" w:color="auto" w:sz="4"/>
+          <w:insideV w:val="single" w:color="auto" w:sz="4"/>
+        </w:tblBorders>
+      </w:tblPr>
+      <w:tblGrid>
+        <w:gridCol w:w="100"/>
+      </w:tblGrid>
+      <w:tr>
+        <w:tc>
+          <w:tcPr>
+            <w:tcW w:type="dxa" w:w="10320"/>
+            <w:tcBorders>
+              <w:top w:val="single" w:color="E2E8F0" w:sz="8"/>
+              <w:left w:val="single" w:color="E2E8F0" w:sz="8"/>
+              <w:bottom w:val="single" w:color="E2E8F0" w:sz="8"/>
+              <w:right w:val="single" w:color="E2E8F0" w:sz="8"/>
+            </w:tcBorders>
+            <w:shd w:fill="FFFFFF" w:val="clear"/>
+            <w:tcMar>
+              <w:top w:type="dxa" w:w="160"/>
+              <w:left w:type="dxa" w:w="180"/>
+              <w:bottom w:type="dxa" w:w="160"/>
+              <w:right w:type="dxa" w:w="180"/>
+            </w:tcMar>
+          </w:tcPr>
+          <w:p>
+            <w:pPr>
+              <w:pStyle w:val="Heading2"/>
+              <w:keepNext/>
+              <w:spacing w:after="80" w:before="0"/>
+            </w:pPr>
+            <w:r>
+              <w:rPr>
+                <w:rFonts w:ascii="Calibri" w:cs="Calibri" w:eastAsia="Calibri" w:hAnsi="Calibri"/>
+                <w:b/>
+                <w:bCs/>
+                <w:color w:val="1E3A8A"/>
+                <w:sz w:val="29"/>
+                <w:szCs w:val="29"/>
+              </w:rPr>
+              <w:t xml:space="preserve">Sticker de admissão</w:t>
+            </w:r>
+          </w:p>
+          <w:p>
+            <w:pPr>
+              <w:keepNext/>
+              <w:spacing w:after="120"/>
+            </w:pPr>
+            <w:r>
+              <w:rPr>
+                <w:rFonts w:ascii="Consolas" w:cs="Consolas" w:eastAsia="Consolas" w:hAnsi="Consolas"/>
+                <w:color w:val="1E40AF"/>
+                <w:sz w:val="16"/>
+                <w:szCs w:val="16"/>
+                <w:shd w:fill="EFF6FF" w:val="clear"/>
+              </w:rPr>
+              <w:t xml:space="preserve">Início · HomeAdmissionSticker</w:t>
+            </w:r>
+          </w:p>
+          <w:p>
+            <w:pPr>
+              <w:pStyle w:val="Heading3"/>
+              <w:keepNext/>
+              <w:spacing w:after="80" w:before="160"/>
+            </w:pPr>
+            <w:r>
+              <w:rPr>
+                <w:rFonts w:ascii="Calibri" w:cs="Calibri" w:eastAsia="Calibri" w:hAnsi="Calibri"/>
+                <w:b/>
+                <w:bCs/>
+                <w:color w:val="1E40AF"/>
+                <w:sz w:val="23"/>
+                <w:szCs w:val="23"/>
+              </w:rPr>
+              <w:t xml:space="preserve">Descrição comercial</w:t>
+            </w:r>
+          </w:p>
+          <w:p>
+            <w:pPr>
+              <w:spacing w:after="140" w:line="276" w:lineRule="auto"/>
+            </w:pPr>
+            <w:r>
+              <w:rPr>
+                <w:rFonts w:ascii="Calibri" w:cs="Calibri" w:eastAsia="Calibri" w:hAnsi="Calibri"/>
+                <w:color w:val="1E293B"/>
+                <w:sz w:val="20"/>
+                <w:szCs w:val="20"/>
+              </w:rPr>
+              <w:t xml:space="preserve">Etiqueta amarela retrátil que concentra o que a recepção ainda precisa fazer — sem caçar pendência no grupo da secretaria. Prioriza </w:t>
+            </w:r>
+            <w:r>
+              <w:rPr>
+                <w:rFonts w:ascii="Calibri" w:cs="Calibri" w:eastAsia="Calibri" w:hAnsi="Calibri"/>
+                <w:color w:val="1E293B"/>
+                <w:sz w:val="20"/>
+                <w:szCs w:val="20"/>
+              </w:rPr>
+              <w:t xml:space="preserve">Recepção Familiar</w:t>
+            </w:r>
+            <w:r>
+              <w:rPr>
+                <w:rFonts w:ascii="Calibri" w:cs="Calibri" w:eastAsia="Calibri" w:hAnsi="Calibri"/>
+                <w:color w:val="1E293B"/>
+                <w:sz w:val="20"/>
+                <w:szCs w:val="20"/>
+              </w:rPr>
+              <w:t xml:space="preserve">; visitante fora da fila pode abrir </w:t>
+            </w:r>
+            <w:r>
+              <w:rPr>
+                <w:rFonts w:ascii="Calibri" w:cs="Calibri" w:eastAsia="Calibri" w:hAnsi="Calibri"/>
+                <w:color w:val="1E293B"/>
+                <w:sz w:val="20"/>
+                <w:szCs w:val="20"/>
+              </w:rPr>
+              <w:t xml:space="preserve">Mudança de Papéis</w:t>
+            </w:r>
+            <w:r>
+              <w:rPr>
+                <w:rFonts w:ascii="Calibri" w:cs="Calibri" w:eastAsia="Calibri" w:hAnsi="Calibri"/>
+                <w:color w:val="1E293B"/>
+                <w:sz w:val="20"/>
+                <w:szCs w:val="20"/>
+              </w:rPr>
+              <w:t xml:space="preserve"> já filtrada em Visitante.</w:t>
+            </w:r>
+          </w:p>
+          <w:p>
+            <w:pPr>
+              <w:pStyle w:val="Heading3"/>
+              <w:keepNext/>
+              <w:spacing w:after="80" w:before="160"/>
+            </w:pPr>
+            <w:r>
+              <w:rPr>
+                <w:rFonts w:ascii="Calibri" w:cs="Calibri" w:eastAsia="Calibri" w:hAnsi="Calibri"/>
+                <w:b/>
+                <w:bCs/>
+                <w:color w:val="1E40AF"/>
+                <w:sz w:val="23"/>
+                <w:szCs w:val="23"/>
+              </w:rPr>
+              <w:t xml:space="preserve">Propósito e conexões</w:t>
+            </w:r>
+          </w:p>
+          <w:p>
+            <w:pPr>
+              <w:spacing w:after="160" w:line="276" w:lineRule="auto"/>
+            </w:pPr>
+            <w:r>
+              <w:rPr>
+                <w:rFonts w:ascii="Calibri" w:cs="Calibri" w:eastAsia="Calibri" w:hAnsi="Calibri"/>
+                <w:color w:val="1E293B"/>
+                <w:sz w:val="20"/>
+                <w:szCs w:val="20"/>
+              </w:rPr>
+              <w:t xml:space="preserve">Inbox de novos cadastros, painel </w:t>
+            </w:r>
+            <w:r>
+              <w:rPr>
+                <w:rFonts w:ascii="Calibri" w:cs="Calibri" w:eastAsia="Calibri" w:hAnsi="Calibri"/>
+                <w:color w:val="1E293B"/>
+                <w:sz w:val="20"/>
+                <w:szCs w:val="20"/>
+                <w:shd w:fill="F1F5F9" w:val="clear"/>
+              </w:rPr>
+              <w:t xml:space="preserve">family_reception</w:t>
+            </w:r>
+            <w:r>
+              <w:rPr>
+                <w:rFonts w:ascii="Calibri" w:cs="Calibri" w:eastAsia="Calibri" w:hAnsi="Calibri"/>
+                <w:color w:val="1E293B"/>
+                <w:sz w:val="20"/>
+                <w:szCs w:val="20"/>
+              </w:rPr>
+              <w:t xml:space="preserve">, régua e papéis. Super Administrador mantém atalho mesmo sem pendência; demais papéis operacionais veem quando há trabalho.</w:t>
+            </w:r>
+          </w:p>
+          <w:tbl>
+            <w:tblPr>
+              <w:tblW w:type="pct" w:w="100%"/>
+              <w:tblBorders>
+                <w:top w:val="single" w:color="auto" w:sz="4"/>
+                <w:left w:val="single" w:color="auto" w:sz="4"/>
+                <w:bottom w:val="single" w:color="auto" w:sz="4"/>
+                <w:right w:val="single" w:color="auto" w:sz="4"/>
+                <w:insideH w:val="single" w:color="auto" w:sz="4"/>
+                <w:insideV w:val="single" w:color="auto" w:sz="4"/>
+              </w:tblBorders>
+            </w:tblPr>
+            <w:tblGrid>
+              <w:gridCol w:w="5060"/>
+              <w:gridCol w:w="5060"/>
+            </w:tblGrid>
+            <w:tr>
+              <w:tc>
+                <w:tcPr>
+                  <w:tcW w:type="dxa" w:w="5060"/>
+                  <w:tcBorders>
+                    <w:top w:val="none" w:color="FFFFFF" w:sz="0"/>
+                    <w:left w:val="single" w:color="15803D" w:sz="24"/>
+                    <w:bottom w:val="none" w:color="FFFFFF" w:sz="0"/>
+                    <w:right w:val="none" w:color="FFFFFF" w:sz="0"/>
+                  </w:tcBorders>
+                  <w:shd w:fill="F0FDF4" w:val="clear"/>
+                  <w:tcMar>
+                    <w:top w:type="dxa" w:w="120"/>
+                    <w:left w:type="dxa" w:w="140"/>
+                    <w:bottom w:type="dxa" w:w="120"/>
+                    <w:right w:type="dxa" w:w="140"/>
+                  </w:tcMar>
+                  <w:vAlign w:val="top"/>
+                </w:tcPr>
+                <w:p>
+                  <w:pPr>
+                    <w:spacing w:after="80"/>
+                  </w:pPr>
+                  <w:r>
+                    <w:rPr>
+                      <w:rFonts w:ascii="Calibri" w:cs="Calibri" w:eastAsia="Calibri" w:hAnsi="Calibri"/>
+                      <w:b/>
+                      <w:bCs/>
+                      <w:color w:val="166534"/>
+                      <w:sz w:val="20"/>
+                      <w:szCs w:val="20"/>
+                    </w:rPr>
+                    <w:t xml:space="preserve">Visão do Usuário Final</w:t>
+                  </w:r>
+                </w:p>
+                <w:p>
+                  <w:pPr>
+                    <w:spacing w:after="0" w:line="276" w:lineRule="auto"/>
+                  </w:pPr>
+                  <w:r>
+                    <w:rPr>
+                      <w:rFonts w:ascii="Calibri" w:cs="Calibri" w:eastAsia="Calibri" w:hAnsi="Calibri"/>
+                      <w:color w:val="1E293B"/>
+                      <w:sz w:val="19"/>
+                      <w:szCs w:val="19"/>
+                    </w:rPr>
+                    <w:t xml:space="preserve">Membro comum não é distraído; quem acolhe ganha um gesto único no Início.</w:t>
+                  </w:r>
+                </w:p>
+              </w:tc>
+              <w:tc>
+                <w:tcPr>
+                  <w:tcW w:type="dxa" w:w="5060"/>
+                  <w:tcBorders>
+                    <w:top w:val="none" w:color="FFFFFF" w:sz="0"/>
+                    <w:left w:val="single" w:color="1D4ED8" w:sz="24"/>
+                    <w:bottom w:val="none" w:color="FFFFFF" w:sz="0"/>
+                    <w:right w:val="none" w:color="FFFFFF" w:sz="0"/>
+                  </w:tcBorders>
+                  <w:shd w:fill="EFF6FF" w:val="clear"/>
+                  <w:tcMar>
+                    <w:top w:type="dxa" w:w="120"/>
+                    <w:left w:type="dxa" w:w="140"/>
+                    <w:bottom w:type="dxa" w:w="120"/>
+                    <w:right w:type="dxa" w:w="140"/>
+                  </w:tcMar>
+                  <w:vAlign w:val="top"/>
+                </w:tcPr>
+                <w:p>
+                  <w:pPr>
+                    <w:spacing w:after="80"/>
+                  </w:pPr>
+                  <w:r>
+                    <w:rPr>
+                      <w:rFonts w:ascii="Calibri" w:cs="Calibri" w:eastAsia="Calibri" w:hAnsi="Calibri"/>
+                      <w:b/>
+                      <w:bCs/>
+                      <w:color w:val="1E3A8A"/>
+                      <w:sz w:val="20"/>
+                      <w:szCs w:val="20"/>
+                    </w:rPr>
+                    <w:t xml:space="preserve">Visão da Administração</w:t>
+                  </w:r>
+                </w:p>
+                <w:p>
+                  <w:pPr>
+                    <w:spacing w:after="0" w:line="276" w:lineRule="auto"/>
+                  </w:pPr>
+                  <w:r>
+                    <w:rPr>
+                      <w:rFonts w:ascii="Calibri" w:cs="Calibri" w:eastAsia="Calibri" w:hAnsi="Calibri"/>
+                      <w:color w:val="1E293B"/>
+                      <w:sz w:val="19"/>
+                      <w:szCs w:val="19"/>
+                    </w:rPr>
+                    <w:t xml:space="preserve">Admissão visível no mesmo lugar em que a igreja anuncia culto e aviso.</w:t>
+                  </w:r>
+                </w:p>
+              </w:tc>
+            </w:tr>
+          </w:tbl>
+          <w:p>
+            <w:pPr>
+              <w:spacing w:after="160"/>
+            </w:pPr>
+            <w:r>
+              <w:t xml:space="preserve"/>
+            </w:r>
+          </w:p>
+          <w:tbl>
+            <w:tblPr>
+              <w:tblW w:type="pct" w:w="100%"/>
+              <w:tblBorders>
+                <w:top w:val="single" w:color="auto" w:sz="4"/>
+                <w:left w:val="single" w:color="auto" w:sz="4"/>
+                <w:bottom w:val="single" w:color="auto" w:sz="4"/>
+                <w:right w:val="single" w:color="auto" w:sz="4"/>
+                <w:insideH w:val="single" w:color="auto" w:sz="4"/>
+                <w:insideV w:val="single" w:color="auto" w:sz="4"/>
+              </w:tblBorders>
+            </w:tblPr>
+            <w:tblGrid>
+              <w:gridCol w:w="100"/>
+            </w:tblGrid>
+            <w:tr>
+              <w:trPr>
+                <w:trHeight w:val="2800" w:hRule="atLeast"/>
+              </w:trPr>
+              <w:tc>
+                <w:tcPr>
+                  <w:tcW w:type="dxa" w:w="10320"/>
+                  <w:tcBorders>
+                    <w:top w:val="dashed" w:color="94A3B8" w:sz="8"/>
+                    <w:left w:val="dashed" w:color="94A3B8" w:sz="8"/>
+                    <w:bottom w:val="dashed" w:color="94A3B8" w:sz="8"/>
+                    <w:right w:val="dashed" w:color="94A3B8" w:sz="8"/>
+                  </w:tcBorders>
+                  <w:shd w:fill="F8FAFC" w:val="clear"/>
+                  <w:tcMar>
+                    <w:top w:type="dxa" w:w="200"/>
+                    <w:left w:type="dxa" w:w="200"/>
+                    <w:bottom w:type="dxa" w:w="200"/>
+                    <w:right w:type="dxa" w:w="200"/>
+                  </w:tcMar>
+                  <w:vAlign w:val="center"/>
+                </w:tcPr>
+                <w:p>
+                  <w:pPr>
+                    <w:spacing w:after="60"/>
+                    <w:jc w:val="center"/>
+                  </w:pPr>
+                  <w:r>
+                    <w:rPr>
+                      <w:rFonts w:ascii="Calibri" w:cs="Calibri" w:eastAsia="Calibri" w:hAnsi="Calibri"/>
+                      <w:b/>
+                      <w:bCs/>
+                      <w:color w:val="475569"/>
+                      <w:sz w:val="20"/>
+                      <w:szCs w:val="20"/>
+                    </w:rPr>
+                    <w:t xml:space="preserve">Espaço para imagem — Sticker de admissão</w:t>
+                  </w:r>
+                </w:p>
+                <w:p>
+                  <w:pPr>
+                    <w:jc w:val="center"/>
+                  </w:pPr>
+                  <w:r>
+                    <w:rPr>
+                      <w:rFonts w:ascii="Calibri" w:cs="Calibri" w:eastAsia="Calibri" w:hAnsi="Calibri"/>
+                      <w:i/>
+                      <w:iCs/>
+                      <w:color w:val="64748B"/>
+                      <w:sz w:val="18"/>
+                      <w:szCs w:val="18"/>
+                    </w:rPr>
+                    <w:t xml:space="preserve">No Word: clique nesta caixa → Inserir → Imagens → Esta pasta (ou Arrastar a captura para cá).</w:t>
+                  </w:r>
+                </w:p>
+              </w:tc>
+            </w:tr>
+          </w:tbl>
+          <w:p/>
+        </w:tc>
+      </w:tr>
+    </w:tbl>
+    <w:p>
+      <w:pPr>
+        <w:spacing w:after="200"/>
+      </w:pPr>
+      <w:r>
+        <w:t xml:space="preserve"/>
+      </w:r>
+    </w:p>
+    <w:tbl>
+      <w:tblPr>
+        <w:tblW w:type="pct" w:w="100%"/>
+        <w:tblBorders>
+          <w:top w:val="single" w:color="auto" w:sz="4"/>
+          <w:left w:val="single" w:color="auto" w:sz="4"/>
+          <w:bottom w:val="single" w:color="auto" w:sz="4"/>
+          <w:right w:val="single" w:color="auto" w:sz="4"/>
+          <w:insideH w:val="single" w:color="auto" w:sz="4"/>
+          <w:insideV w:val="single" w:color="auto" w:sz="4"/>
+        </w:tblBorders>
+      </w:tblPr>
+      <w:tblGrid>
+        <w:gridCol w:w="100"/>
+      </w:tblGrid>
+      <w:tr>
+        <w:tc>
+          <w:tcPr>
+            <w:tcW w:type="dxa" w:w="10320"/>
+            <w:tcBorders>
+              <w:top w:val="single" w:color="E2E8F0" w:sz="8"/>
+              <w:left w:val="single" w:color="E2E8F0" w:sz="8"/>
+              <w:bottom w:val="single" w:color="E2E8F0" w:sz="8"/>
+              <w:right w:val="single" w:color="E2E8F0" w:sz="8"/>
+            </w:tcBorders>
+            <w:shd w:fill="FFFFFF" w:val="clear"/>
+            <w:tcMar>
+              <w:top w:type="dxa" w:w="160"/>
+              <w:left w:type="dxa" w:w="180"/>
+              <w:bottom w:type="dxa" w:w="160"/>
+              <w:right w:type="dxa" w:w="180"/>
+            </w:tcMar>
+          </w:tcPr>
+          <w:p>
+            <w:pPr>
+              <w:pStyle w:val="Heading2"/>
+              <w:keepNext/>
+              <w:spacing w:after="80" w:before="0"/>
+            </w:pPr>
+            <w:r>
+              <w:rPr>
+                <w:rFonts w:ascii="Calibri" w:cs="Calibri" w:eastAsia="Calibri" w:hAnsi="Calibri"/>
+                <w:b/>
+                <w:bCs/>
+                <w:color w:val="1E3A8A"/>
+                <w:sz w:val="29"/>
+                <w:szCs w:val="29"/>
+              </w:rPr>
+              <w:t xml:space="preserve">Abigail (assistente IA)</w:t>
+            </w:r>
+          </w:p>
+          <w:p>
+            <w:pPr>
+              <w:keepNext/>
+              <w:spacing w:after="120"/>
+            </w:pPr>
+            <w:r>
+              <w:rPr>
+                <w:rFonts w:ascii="Consolas" w:cs="Consolas" w:eastAsia="Consolas" w:hAnsi="Consolas"/>
+                <w:color w:val="1E40AF"/>
+                <w:sz w:val="16"/>
+                <w:szCs w:val="16"/>
+                <w:shd w:fill="EFF6FF" w:val="clear"/>
+              </w:rPr>
+              <w:t xml:space="preserve">Início · modal ao lado de Eu quero…</w:t>
+            </w:r>
+          </w:p>
+          <w:p>
+            <w:pPr>
+              <w:pStyle w:val="Heading3"/>
+              <w:keepNext/>
+              <w:spacing w:after="80" w:before="160"/>
+            </w:pPr>
+            <w:r>
+              <w:rPr>
+                <w:rFonts w:ascii="Calibri" w:cs="Calibri" w:eastAsia="Calibri" w:hAnsi="Calibri"/>
+                <w:b/>
+                <w:bCs/>
+                <w:color w:val="1E40AF"/>
+                <w:sz w:val="23"/>
+                <w:szCs w:val="23"/>
+              </w:rPr>
+              <w:t xml:space="preserve">Descrição comercial</w:t>
+            </w:r>
+          </w:p>
+          <w:p>
+            <w:pPr>
+              <w:spacing w:after="140" w:line="276" w:lineRule="auto"/>
+            </w:pPr>
+            <w:r>
+              <w:rPr>
+                <w:rFonts w:ascii="Calibri" w:cs="Calibri" w:eastAsia="Calibri" w:hAnsi="Calibri"/>
+                <w:color w:val="1E293B"/>
+                <w:sz w:val="20"/>
+                <w:szCs w:val="20"/>
+              </w:rPr>
+              <w:t xml:space="preserve">Consellheira operacional para liderança: responde sobre rotas, módulos e boas práticas do Conecta+ sem tirar a pessoa do Início.</w:t>
+            </w:r>
+          </w:p>
+          <w:p>
+            <w:pPr>
+              <w:pStyle w:val="Heading3"/>
+              <w:keepNext/>
+              <w:spacing w:after="80" w:before="160"/>
+            </w:pPr>
+            <w:r>
+              <w:rPr>
+                <w:rFonts w:ascii="Calibri" w:cs="Calibri" w:eastAsia="Calibri" w:hAnsi="Calibri"/>
+                <w:b/>
+                <w:bCs/>
+                <w:color w:val="1E40AF"/>
+                <w:sz w:val="23"/>
+                <w:szCs w:val="23"/>
+              </w:rPr>
+              <w:t xml:space="preserve">Propósito e conexões</w:t>
+            </w:r>
+          </w:p>
+          <w:p>
+            <w:pPr>
+              <w:spacing w:after="160" w:line="276" w:lineRule="auto"/>
+            </w:pPr>
+            <w:r>
+              <w:rPr>
+                <w:rFonts w:ascii="Calibri" w:cs="Calibri" w:eastAsia="Calibri" w:hAnsi="Calibri"/>
+                <w:color w:val="1E293B"/>
+                <w:sz w:val="20"/>
+                <w:szCs w:val="20"/>
+              </w:rPr>
+              <w:t xml:space="preserve">Chave Gemini por tenant (Supabase); configuração exclusiva do Super Administrador. Auditoria de perguntas/respostas conforme grant. Complementa </w:t>
+            </w:r>
+            <w:r>
+              <w:rPr>
+                <w:rFonts w:ascii="Calibri" w:cs="Calibri" w:eastAsia="Calibri" w:hAnsi="Calibri"/>
+                <w:color w:val="1E293B"/>
+                <w:sz w:val="20"/>
+                <w:szCs w:val="20"/>
+              </w:rPr>
+              <w:t xml:space="preserve">Como faço…?</w:t>
+            </w:r>
+            <w:r>
+              <w:rPr>
+                <w:rFonts w:ascii="Calibri" w:cs="Calibri" w:eastAsia="Calibri" w:hAnsi="Calibri"/>
+                <w:color w:val="1E293B"/>
+                <w:sz w:val="20"/>
+                <w:szCs w:val="20"/>
+              </w:rPr>
+              <w:t xml:space="preserve"> e Base de conhecimento — não substitui Cuidado Pastoral.</w:t>
+            </w:r>
+          </w:p>
+          <w:tbl>
+            <w:tblPr>
+              <w:tblW w:type="pct" w:w="100%"/>
+              <w:tblBorders>
+                <w:top w:val="single" w:color="auto" w:sz="4"/>
+                <w:left w:val="single" w:color="auto" w:sz="4"/>
+                <w:bottom w:val="single" w:color="auto" w:sz="4"/>
+                <w:right w:val="single" w:color="auto" w:sz="4"/>
+                <w:insideH w:val="single" w:color="auto" w:sz="4"/>
+                <w:insideV w:val="single" w:color="auto" w:sz="4"/>
+              </w:tblBorders>
+            </w:tblPr>
+            <w:tblGrid>
+              <w:gridCol w:w="5060"/>
+              <w:gridCol w:w="5060"/>
+            </w:tblGrid>
+            <w:tr>
+              <w:tc>
+                <w:tcPr>
+                  <w:tcW w:type="dxa" w:w="5060"/>
+                  <w:tcBorders>
+                    <w:top w:val="none" w:color="FFFFFF" w:sz="0"/>
+                    <w:left w:val="single" w:color="15803D" w:sz="24"/>
+                    <w:bottom w:val="none" w:color="FFFFFF" w:sz="0"/>
+                    <w:right w:val="none" w:color="FFFFFF" w:sz="0"/>
+                  </w:tcBorders>
+                  <w:shd w:fill="F0FDF4" w:val="clear"/>
+                  <w:tcMar>
+                    <w:top w:type="dxa" w:w="120"/>
+                    <w:left w:type="dxa" w:w="140"/>
+                    <w:bottom w:type="dxa" w:w="120"/>
+                    <w:right w:type="dxa" w:w="140"/>
+                  </w:tcMar>
+                  <w:vAlign w:val="top"/>
+                </w:tcPr>
+                <w:p>
+                  <w:pPr>
+                    <w:spacing w:after="80"/>
+                  </w:pPr>
+                  <w:r>
+                    <w:rPr>
+                      <w:rFonts w:ascii="Calibri" w:cs="Calibri" w:eastAsia="Calibri" w:hAnsi="Calibri"/>
+                      <w:b/>
+                      <w:bCs/>
+                      <w:color w:val="166534"/>
+                      <w:sz w:val="20"/>
+                      <w:szCs w:val="20"/>
+                    </w:rPr>
+                    <w:t xml:space="preserve">Visão do Usuário Final</w:t>
+                  </w:r>
+                </w:p>
+                <w:p>
+                  <w:pPr>
+                    <w:spacing w:after="0" w:line="276" w:lineRule="auto"/>
+                  </w:pPr>
+                  <w:r>
+                    <w:rPr>
+                      <w:rFonts w:ascii="Calibri" w:cs="Calibri" w:eastAsia="Calibri" w:hAnsi="Calibri"/>
+                      <w:color w:val="1E293B"/>
+                      <w:sz w:val="19"/>
+                      <w:szCs w:val="19"/>
+                    </w:rPr>
+                    <w:t xml:space="preserve">Só papéis autorizados veem o botão.</w:t>
+                  </w:r>
+                </w:p>
+              </w:tc>
+              <w:tc>
+                <w:tcPr>
+                  <w:tcW w:type="dxa" w:w="5060"/>
+                  <w:tcBorders>
+                    <w:top w:val="none" w:color="FFFFFF" w:sz="0"/>
+                    <w:left w:val="single" w:color="1D4ED8" w:sz="24"/>
+                    <w:bottom w:val="none" w:color="FFFFFF" w:sz="0"/>
+                    <w:right w:val="none" w:color="FFFFFF" w:sz="0"/>
+                  </w:tcBorders>
+                  <w:shd w:fill="EFF6FF" w:val="clear"/>
+                  <w:tcMar>
+                    <w:top w:type="dxa" w:w="120"/>
+                    <w:left w:type="dxa" w:w="140"/>
+                    <w:bottom w:type="dxa" w:w="120"/>
+                    <w:right w:type="dxa" w:w="140"/>
+                  </w:tcMar>
+                  <w:vAlign w:val="top"/>
+                </w:tcPr>
+                <w:p>
+                  <w:pPr>
+                    <w:spacing w:after="80"/>
+                  </w:pPr>
+                  <w:r>
+                    <w:rPr>
+                      <w:rFonts w:ascii="Calibri" w:cs="Calibri" w:eastAsia="Calibri" w:hAnsi="Calibri"/>
+                      <w:b/>
+                      <w:bCs/>
+                      <w:color w:val="1E3A8A"/>
+                      <w:sz w:val="20"/>
+                      <w:szCs w:val="20"/>
+                    </w:rPr>
+                    <w:t xml:space="preserve">Visão da Administração</w:t>
+                  </w:r>
+                </w:p>
+                <w:p>
+                  <w:pPr>
+                    <w:spacing w:after="0" w:line="276" w:lineRule="auto"/>
+                  </w:pPr>
+                  <w:r>
+                    <w:rPr>
+                      <w:rFonts w:ascii="Calibri" w:cs="Calibri" w:eastAsia="Calibri" w:hAnsi="Calibri"/>
+                      <w:color w:val="1E293B"/>
+                      <w:sz w:val="19"/>
+                      <w:szCs w:val="19"/>
+                    </w:rPr>
+                    <w:t xml:space="preserve">IA institucional, isolada por igreja, sem chave embutida no app.</w:t>
+                  </w:r>
+                </w:p>
+              </w:tc>
+            </w:tr>
+          </w:tbl>
+          <w:p>
+            <w:pPr>
+              <w:spacing w:after="160"/>
+            </w:pPr>
+            <w:r>
+              <w:t xml:space="preserve"/>
+            </w:r>
+          </w:p>
+          <w:tbl>
+            <w:tblPr>
+              <w:tblW w:type="pct" w:w="100%"/>
+              <w:tblBorders>
+                <w:top w:val="single" w:color="auto" w:sz="4"/>
+                <w:left w:val="single" w:color="auto" w:sz="4"/>
+                <w:bottom w:val="single" w:color="auto" w:sz="4"/>
+                <w:right w:val="single" w:color="auto" w:sz="4"/>
+                <w:insideH w:val="single" w:color="auto" w:sz="4"/>
+                <w:insideV w:val="single" w:color="auto" w:sz="4"/>
+              </w:tblBorders>
+            </w:tblPr>
+            <w:tblGrid>
+              <w:gridCol w:w="100"/>
+            </w:tblGrid>
+            <w:tr>
+              <w:trPr>
+                <w:trHeight w:val="2800" w:hRule="atLeast"/>
+              </w:trPr>
+              <w:tc>
+                <w:tcPr>
+                  <w:tcW w:type="dxa" w:w="10320"/>
+                  <w:tcBorders>
+                    <w:top w:val="dashed" w:color="94A3B8" w:sz="8"/>
+                    <w:left w:val="dashed" w:color="94A3B8" w:sz="8"/>
+                    <w:bottom w:val="dashed" w:color="94A3B8" w:sz="8"/>
+                    <w:right w:val="dashed" w:color="94A3B8" w:sz="8"/>
+                  </w:tcBorders>
+                  <w:shd w:fill="F8FAFC" w:val="clear"/>
+                  <w:tcMar>
+                    <w:top w:type="dxa" w:w="200"/>
+                    <w:left w:type="dxa" w:w="200"/>
+                    <w:bottom w:type="dxa" w:w="200"/>
+                    <w:right w:type="dxa" w:w="200"/>
+                  </w:tcMar>
+                  <w:vAlign w:val="center"/>
+                </w:tcPr>
+                <w:p>
+                  <w:pPr>
+                    <w:spacing w:after="60"/>
+                    <w:jc w:val="center"/>
+                  </w:pPr>
+                  <w:r>
+                    <w:rPr>
+                      <w:rFonts w:ascii="Calibri" w:cs="Calibri" w:eastAsia="Calibri" w:hAnsi="Calibri"/>
+                      <w:b/>
+                      <w:bCs/>
+                      <w:color w:val="475569"/>
+                      <w:sz w:val="20"/>
+                      <w:szCs w:val="20"/>
+                    </w:rPr>
+                    <w:t xml:space="preserve">Espaço para imagem — Abigail (assistente IA)</w:t>
+                  </w:r>
+                </w:p>
+                <w:p>
+                  <w:pPr>
+                    <w:jc w:val="center"/>
+                  </w:pPr>
+                  <w:r>
+                    <w:rPr>
+                      <w:rFonts w:ascii="Calibri" w:cs="Calibri" w:eastAsia="Calibri" w:hAnsi="Calibri"/>
+                      <w:i/>
+                      <w:iCs/>
+                      <w:color w:val="64748B"/>
+                      <w:sz w:val="18"/>
+                      <w:szCs w:val="18"/>
+                    </w:rPr>
+                    <w:t xml:space="preserve">No Word: clique nesta caixa → Inserir → Imagens → Esta pasta (ou Arrastar a captura para cá).</w:t>
+                  </w:r>
+                </w:p>
+              </w:tc>
+            </w:tr>
+          </w:tbl>
+          <w:p/>
+        </w:tc>
+      </w:tr>
+    </w:tbl>
+    <w:p>
+      <w:pPr>
+        <w:spacing w:after="200"/>
+      </w:pPr>
+      <w:r>
+        <w:t xml:space="preserve"/>
+      </w:r>
+    </w:p>
+    <w:tbl>
+      <w:tblPr>
+        <w:tblW w:type="pct" w:w="100%"/>
+        <w:tblBorders>
+          <w:top w:val="single" w:color="auto" w:sz="4"/>
+          <w:left w:val="single" w:color="auto" w:sz="4"/>
+          <w:bottom w:val="single" w:color="auto" w:sz="4"/>
+          <w:right w:val="single" w:color="auto" w:sz="4"/>
+          <w:insideH w:val="single" w:color="auto" w:sz="4"/>
+          <w:insideV w:val="single" w:color="auto" w:sz="4"/>
+        </w:tblBorders>
+      </w:tblPr>
+      <w:tblGrid>
+        <w:gridCol w:w="100"/>
+      </w:tblGrid>
+      <w:tr>
+        <w:tc>
+          <w:tcPr>
+            <w:tcW w:type="dxa" w:w="10320"/>
+            <w:tcBorders>
+              <w:top w:val="single" w:color="E2E8F0" w:sz="8"/>
+              <w:left w:val="single" w:color="E2E8F0" w:sz="8"/>
+              <w:bottom w:val="single" w:color="E2E8F0" w:sz="8"/>
+              <w:right w:val="single" w:color="E2E8F0" w:sz="8"/>
+            </w:tcBorders>
+            <w:shd w:fill="FFFFFF" w:val="clear"/>
+            <w:tcMar>
+              <w:top w:type="dxa" w:w="160"/>
+              <w:left w:type="dxa" w:w="180"/>
+              <w:bottom w:type="dxa" w:w="160"/>
+              <w:right w:type="dxa" w:w="180"/>
+            </w:tcMar>
+          </w:tcPr>
+          <w:p>
+            <w:pPr>
+              <w:pStyle w:val="Heading2"/>
+              <w:keepNext/>
+              <w:spacing w:after="80" w:before="0"/>
+            </w:pPr>
+            <w:r>
+              <w:rPr>
+                <w:rFonts w:ascii="Calibri" w:cs="Calibri" w:eastAsia="Calibri" w:hAnsi="Calibri"/>
+                <w:b/>
+                <w:bCs/>
+                <w:color w:val="1E3A8A"/>
+                <w:sz w:val="29"/>
+                <w:szCs w:val="29"/>
+              </w:rPr>
+              <w:t xml:space="preserve">Documentos oficiais</w:t>
+            </w:r>
+          </w:p>
+          <w:p>
+            <w:pPr>
+              <w:keepNext/>
+              <w:spacing w:after="120"/>
+            </w:pPr>
+            <w:r>
+              <w:rPr>
+                <w:rFonts w:ascii="Consolas" w:cs="Consolas" w:eastAsia="Consolas" w:hAnsi="Consolas"/>
+                <w:color w:val="1E40AF"/>
+                <w:sz w:val="16"/>
+                <w:szCs w:val="16"/>
+                <w:shd w:fill="EFF6FF" w:val="clear"/>
+              </w:rPr>
+              <w:t xml:space="preserve">Rota /documentos-oficiais · menu lateral</w:t>
+            </w:r>
+          </w:p>
+          <w:p>
+            <w:pPr>
+              <w:pStyle w:val="Heading3"/>
+              <w:keepNext/>
+              <w:spacing w:after="80" w:before="160"/>
+            </w:pPr>
+            <w:r>
+              <w:rPr>
+                <w:rFonts w:ascii="Calibri" w:cs="Calibri" w:eastAsia="Calibri" w:hAnsi="Calibri"/>
+                <w:b/>
+                <w:bCs/>
+                <w:color w:val="1E40AF"/>
+                <w:sz w:val="23"/>
+                <w:szCs w:val="23"/>
+              </w:rPr>
+              <w:t xml:space="preserve">Descrição comercial</w:t>
+            </w:r>
+          </w:p>
+          <w:p>
+            <w:pPr>
+              <w:spacing w:after="140" w:line="276" w:lineRule="auto"/>
+            </w:pPr>
+            <w:r>
+              <w:rPr>
+                <w:rFonts w:ascii="Calibri" w:cs="Calibri" w:eastAsia="Calibri" w:hAnsi="Calibri"/>
+                <w:color w:val="1E293B"/>
+                <w:sz w:val="20"/>
+                <w:szCs w:val="20"/>
+              </w:rPr>
+              <w:t xml:space="preserve">Canal de transparência: atas e documentos publicados pela igreja ativa, com título, tipo, data e link assinado quando disponível.</w:t>
+            </w:r>
+          </w:p>
+          <w:p>
+            <w:pPr>
+              <w:pStyle w:val="Heading3"/>
+              <w:keepNext/>
+              <w:spacing w:after="80" w:before="160"/>
+            </w:pPr>
+            <w:r>
+              <w:rPr>
+                <w:rFonts w:ascii="Calibri" w:cs="Calibri" w:eastAsia="Calibri" w:hAnsi="Calibri"/>
+                <w:b/>
+                <w:bCs/>
+                <w:color w:val="1E40AF"/>
+                <w:sz w:val="23"/>
+                <w:szCs w:val="23"/>
+              </w:rPr>
+              <w:t xml:space="preserve">Propósito e conexões</w:t>
+            </w:r>
+          </w:p>
+          <w:p>
+            <w:pPr>
+              <w:spacing w:after="160" w:line="276" w:lineRule="auto"/>
+            </w:pPr>
+            <w:r>
+              <w:rPr>
+                <w:rFonts w:ascii="Calibri" w:cs="Calibri" w:eastAsia="Calibri" w:hAnsi="Calibri"/>
+                <w:color w:val="1E293B"/>
+                <w:sz w:val="20"/>
+                <w:szCs w:val="20"/>
+              </w:rPr>
+              <w:t xml:space="preserve">Integra atas disponibilizadas no financeiro de leitura; escopo por </w:t>
+            </w:r>
+            <w:r>
+              <w:rPr>
+                <w:rFonts w:ascii="Calibri" w:cs="Calibri" w:eastAsia="Calibri" w:hAnsi="Calibri"/>
+                <w:color w:val="1E293B"/>
+                <w:sz w:val="20"/>
+                <w:szCs w:val="20"/>
+                <w:shd w:fill="F1F5F9" w:val="clear"/>
+              </w:rPr>
+              <w:t xml:space="preserve">tenant_id</w:t>
+            </w:r>
+            <w:r>
+              <w:rPr>
+                <w:rFonts w:ascii="Calibri" w:cs="Calibri" w:eastAsia="Calibri" w:hAnsi="Calibri"/>
+                <w:color w:val="1E293B"/>
+                <w:sz w:val="20"/>
+                <w:szCs w:val="20"/>
+              </w:rPr>
+              <w:t xml:space="preserve"> e ACL. Distinto de </w:t>
+            </w:r>
+            <w:r>
+              <w:rPr>
+                <w:rFonts w:ascii="Calibri" w:cs="Calibri" w:eastAsia="Calibri" w:hAnsi="Calibri"/>
+                <w:color w:val="1E293B"/>
+                <w:sz w:val="20"/>
+                <w:szCs w:val="20"/>
+              </w:rPr>
+              <w:t xml:space="preserve">Administrativo</w:t>
+            </w:r>
+            <w:r>
+              <w:rPr>
+                <w:rFonts w:ascii="Calibri" w:cs="Calibri" w:eastAsia="Calibri" w:hAnsi="Calibri"/>
+                <w:color w:val="1E293B"/>
+                <w:sz w:val="20"/>
+                <w:szCs w:val="20"/>
+              </w:rPr>
+              <w:t xml:space="preserve"> (engrenagem) para atos constitutivos operacionais.</w:t>
+            </w:r>
+          </w:p>
+          <w:tbl>
+            <w:tblPr>
+              <w:tblW w:type="pct" w:w="100%"/>
+              <w:tblBorders>
+                <w:top w:val="single" w:color="auto" w:sz="4"/>
+                <w:left w:val="single" w:color="auto" w:sz="4"/>
+                <w:bottom w:val="single" w:color="auto" w:sz="4"/>
+                <w:right w:val="single" w:color="auto" w:sz="4"/>
+                <w:insideH w:val="single" w:color="auto" w:sz="4"/>
+                <w:insideV w:val="single" w:color="auto" w:sz="4"/>
+              </w:tblBorders>
+            </w:tblPr>
+            <w:tblGrid>
+              <w:gridCol w:w="5060"/>
+              <w:gridCol w:w="5060"/>
+            </w:tblGrid>
+            <w:tr>
+              <w:tc>
+                <w:tcPr>
+                  <w:tcW w:type="dxa" w:w="5060"/>
+                  <w:tcBorders>
+                    <w:top w:val="none" w:color="FFFFFF" w:sz="0"/>
+                    <w:left w:val="single" w:color="15803D" w:sz="24"/>
+                    <w:bottom w:val="none" w:color="FFFFFF" w:sz="0"/>
+                    <w:right w:val="none" w:color="FFFFFF" w:sz="0"/>
+                  </w:tcBorders>
+                  <w:shd w:fill="F0FDF4" w:val="clear"/>
+                  <w:tcMar>
+                    <w:top w:type="dxa" w:w="120"/>
+                    <w:left w:type="dxa" w:w="140"/>
+                    <w:bottom w:type="dxa" w:w="120"/>
+                    <w:right w:type="dxa" w:w="140"/>
+                  </w:tcMar>
+                  <w:vAlign w:val="top"/>
+                </w:tcPr>
+                <w:p>
+                  <w:pPr>
+                    <w:spacing w:after="80"/>
+                  </w:pPr>
+                  <w:r>
+                    <w:rPr>
+                      <w:rFonts w:ascii="Calibri" w:cs="Calibri" w:eastAsia="Calibri" w:hAnsi="Calibri"/>
+                      <w:b/>
+                      <w:bCs/>
+                      <w:color w:val="166534"/>
+                      <w:sz w:val="20"/>
+                      <w:szCs w:val="20"/>
+                    </w:rPr>
+                    <w:t xml:space="preserve">Visão do Usuário Final</w:t>
+                  </w:r>
+                </w:p>
+                <w:p>
+                  <w:pPr>
+                    <w:spacing w:after="0" w:line="276" w:lineRule="auto"/>
+                  </w:pPr>
+                  <w:r>
+                    <w:rPr>
+                      <w:rFonts w:ascii="Calibri" w:cs="Calibri" w:eastAsia="Calibri" w:hAnsi="Calibri"/>
+                      <w:color w:val="1E293B"/>
+                      <w:sz w:val="19"/>
+                      <w:szCs w:val="19"/>
+                    </w:rPr>
+                    <w:t xml:space="preserve">Consulta oficial no celular, sem PDF perdido no e-mail.</w:t>
+                  </w:r>
+                </w:p>
+              </w:tc>
+              <w:tc>
+                <w:tcPr>
+                  <w:tcW w:type="dxa" w:w="5060"/>
+                  <w:tcBorders>
+                    <w:top w:val="none" w:color="FFFFFF" w:sz="0"/>
+                    <w:left w:val="single" w:color="1D4ED8" w:sz="24"/>
+                    <w:bottom w:val="none" w:color="FFFFFF" w:sz="0"/>
+                    <w:right w:val="none" w:color="FFFFFF" w:sz="0"/>
+                  </w:tcBorders>
+                  <w:shd w:fill="EFF6FF" w:val="clear"/>
+                  <w:tcMar>
+                    <w:top w:type="dxa" w:w="120"/>
+                    <w:left w:type="dxa" w:w="140"/>
+                    <w:bottom w:type="dxa" w:w="120"/>
+                    <w:right w:type="dxa" w:w="140"/>
+                  </w:tcMar>
+                  <w:vAlign w:val="top"/>
+                </w:tcPr>
+                <w:p>
+                  <w:pPr>
+                    <w:spacing w:after="80"/>
+                  </w:pPr>
+                  <w:r>
+                    <w:rPr>
+                      <w:rFonts w:ascii="Calibri" w:cs="Calibri" w:eastAsia="Calibri" w:hAnsi="Calibri"/>
+                      <w:b/>
+                      <w:bCs/>
+                      <w:color w:val="1E3A8A"/>
+                      <w:sz w:val="20"/>
+                      <w:szCs w:val="20"/>
+                    </w:rPr>
+                    <w:t xml:space="preserve">Visão da Administração</w:t>
+                  </w:r>
+                </w:p>
+                <w:p>
+                  <w:pPr>
+                    <w:spacing w:after="0" w:line="276" w:lineRule="auto"/>
+                  </w:pPr>
+                  <w:r>
+                    <w:rPr>
+                      <w:rFonts w:ascii="Calibri" w:cs="Calibri" w:eastAsia="Calibri" w:hAnsi="Calibri"/>
+                      <w:color w:val="1E293B"/>
+                      <w:sz w:val="19"/>
+                      <w:szCs w:val="19"/>
+                    </w:rPr>
+                    <w:t xml:space="preserve">Publicação única; o menu do membro aponta para o repositório certo da instância.</w:t>
+                  </w:r>
+                </w:p>
+              </w:tc>
+            </w:tr>
+          </w:tbl>
+          <w:p>
+            <w:pPr>
+              <w:spacing w:after="160"/>
+            </w:pPr>
+            <w:r>
+              <w:t xml:space="preserve"/>
+            </w:r>
+          </w:p>
+          <w:tbl>
+            <w:tblPr>
+              <w:tblW w:type="pct" w:w="100%"/>
+              <w:tblBorders>
+                <w:top w:val="single" w:color="auto" w:sz="4"/>
+                <w:left w:val="single" w:color="auto" w:sz="4"/>
+                <w:bottom w:val="single" w:color="auto" w:sz="4"/>
+                <w:right w:val="single" w:color="auto" w:sz="4"/>
+                <w:insideH w:val="single" w:color="auto" w:sz="4"/>
+                <w:insideV w:val="single" w:color="auto" w:sz="4"/>
+              </w:tblBorders>
+            </w:tblPr>
+            <w:tblGrid>
+              <w:gridCol w:w="100"/>
+            </w:tblGrid>
+            <w:tr>
+              <w:trPr>
+                <w:trHeight w:val="2800" w:hRule="atLeast"/>
+              </w:trPr>
+              <w:tc>
+                <w:tcPr>
+                  <w:tcW w:type="dxa" w:w="10320"/>
+                  <w:tcBorders>
+                    <w:top w:val="dashed" w:color="94A3B8" w:sz="8"/>
+                    <w:left w:val="dashed" w:color="94A3B8" w:sz="8"/>
+                    <w:bottom w:val="dashed" w:color="94A3B8" w:sz="8"/>
+                    <w:right w:val="dashed" w:color="94A3B8" w:sz="8"/>
+                  </w:tcBorders>
+                  <w:shd w:fill="F8FAFC" w:val="clear"/>
+                  <w:tcMar>
+                    <w:top w:type="dxa" w:w="200"/>
+                    <w:left w:type="dxa" w:w="200"/>
+                    <w:bottom w:type="dxa" w:w="200"/>
+                    <w:right w:type="dxa" w:w="200"/>
+                  </w:tcMar>
+                  <w:vAlign w:val="center"/>
+                </w:tcPr>
+                <w:p>
+                  <w:pPr>
+                    <w:spacing w:after="60"/>
+                    <w:jc w:val="center"/>
+                  </w:pPr>
+                  <w:r>
+                    <w:rPr>
+                      <w:rFonts w:ascii="Calibri" w:cs="Calibri" w:eastAsia="Calibri" w:hAnsi="Calibri"/>
+                      <w:b/>
+                      <w:bCs/>
+                      <w:color w:val="475569"/>
+                      <w:sz w:val="20"/>
+                      <w:szCs w:val="20"/>
+                    </w:rPr>
+                    <w:t xml:space="preserve">Espaço para imagem — Documentos oficiais</w:t>
+                  </w:r>
+                </w:p>
+                <w:p>
+                  <w:pPr>
+                    <w:jc w:val="center"/>
+                  </w:pPr>
+                  <w:r>
+                    <w:rPr>
+                      <w:rFonts w:ascii="Calibri" w:cs="Calibri" w:eastAsia="Calibri" w:hAnsi="Calibri"/>
+                      <w:i/>
+                      <w:iCs/>
+                      <w:color w:val="64748B"/>
+                      <w:sz w:val="18"/>
+                      <w:szCs w:val="18"/>
+                    </w:rPr>
+                    <w:t xml:space="preserve">No Word: clique nesta caixa → Inserir → Imagens → Esta pasta (ou Arrastar a captura para cá).</w:t>
+                  </w:r>
+                </w:p>
+              </w:tc>
+            </w:tr>
+          </w:tbl>
+          <w:p/>
+        </w:tc>
+      </w:tr>
+    </w:tbl>
+    <w:p>
+      <w:pPr>
+        <w:spacing w:after="200"/>
+      </w:pPr>
+      <w:r>
+        <w:t xml:space="preserve"/>
+      </w:r>
+    </w:p>
+    <w:tbl>
+      <w:tblPr>
+        <w:tblW w:type="pct" w:w="100%"/>
+        <w:tblBorders>
+          <w:top w:val="single" w:color="auto" w:sz="4"/>
+          <w:left w:val="single" w:color="auto" w:sz="4"/>
+          <w:bottom w:val="single" w:color="auto" w:sz="4"/>
+          <w:right w:val="single" w:color="auto" w:sz="4"/>
+          <w:insideH w:val="single" w:color="auto" w:sz="4"/>
+          <w:insideV w:val="single" w:color="auto" w:sz="4"/>
+        </w:tblBorders>
+      </w:tblPr>
+      <w:tblGrid>
+        <w:gridCol w:w="100"/>
+      </w:tblGrid>
+      <w:tr>
+        <w:tc>
+          <w:tcPr>
+            <w:tcW w:type="dxa" w:w="10320"/>
+            <w:tcBorders>
+              <w:top w:val="single" w:color="E2E8F0" w:sz="8"/>
+              <w:left w:val="single" w:color="E2E8F0" w:sz="8"/>
+              <w:bottom w:val="single" w:color="E2E8F0" w:sz="8"/>
+              <w:right w:val="single" w:color="E2E8F0" w:sz="8"/>
+            </w:tcBorders>
+            <w:shd w:fill="FFFFFF" w:val="clear"/>
+            <w:tcMar>
+              <w:top w:type="dxa" w:w="160"/>
+              <w:left w:type="dxa" w:w="180"/>
+              <w:bottom w:type="dxa" w:w="160"/>
+              <w:right w:type="dxa" w:w="180"/>
+            </w:tcMar>
+          </w:tcPr>
+          <w:p>
+            <w:pPr>
+              <w:pStyle w:val="Heading2"/>
+              <w:keepNext/>
+              <w:spacing w:after="80" w:before="0"/>
+            </w:pPr>
+            <w:r>
+              <w:rPr>
+                <w:rFonts w:ascii="Calibri" w:cs="Calibri" w:eastAsia="Calibri" w:hAnsi="Calibri"/>
+                <w:b/>
+                <w:bCs/>
+                <w:color w:val="1E3A8A"/>
+                <w:sz w:val="29"/>
+                <w:szCs w:val="29"/>
+              </w:rPr>
+              <w:t xml:space="preserve">Apoio Mútuo</w:t>
+            </w:r>
+          </w:p>
+          <w:p>
+            <w:pPr>
+              <w:keepNext/>
+              <w:spacing w:after="120"/>
+            </w:pPr>
+            <w:r>
+              <w:rPr>
+                <w:rFonts w:ascii="Consolas" w:cs="Consolas" w:eastAsia="Consolas" w:hAnsi="Consolas"/>
+                <w:color w:val="1E40AF"/>
+                <w:sz w:val="16"/>
+                <w:szCs w:val="16"/>
+                <w:shd w:fill="EFF6FF" w:val="clear"/>
+              </w:rPr>
+              <w:t xml:space="preserve">Rota /apoio-mutuo · menu lateral · origem em Perfil → Ofereço meus Serviços</w:t>
+            </w:r>
+          </w:p>
+          <w:p>
+            <w:pPr>
+              <w:pStyle w:val="Heading3"/>
+              <w:keepNext/>
+              <w:spacing w:after="80" w:before="160"/>
+            </w:pPr>
+            <w:r>
+              <w:rPr>
+                <w:rFonts w:ascii="Calibri" w:cs="Calibri" w:eastAsia="Calibri" w:hAnsi="Calibri"/>
+                <w:b/>
+                <w:bCs/>
+                <w:color w:val="1E40AF"/>
+                <w:sz w:val="23"/>
+                <w:szCs w:val="23"/>
+              </w:rPr>
+              <w:t xml:space="preserve">Descrição comercial</w:t>
+            </w:r>
+          </w:p>
+          <w:p>
+            <w:pPr>
+              <w:spacing w:after="140" w:line="276" w:lineRule="auto"/>
+            </w:pPr>
+            <w:r>
+              <w:rPr>
+                <w:rFonts w:ascii="Calibri" w:cs="Calibri" w:eastAsia="Calibri" w:hAnsi="Calibri"/>
+                <w:color w:val="1E293B"/>
+                <w:sz w:val="20"/>
+                <w:szCs w:val="20"/>
+              </w:rPr>
+              <w:t xml:space="preserve">Vitrine de serviços entre irmãos: categorias → nomes → cartão com contato. A igreja reconhece dons práticos (reparo, aula, cuidado) sem classificados soltos no WhatsApp.</w:t>
+            </w:r>
+          </w:p>
+          <w:p>
+            <w:pPr>
+              <w:pStyle w:val="Heading3"/>
+              <w:keepNext/>
+              <w:spacing w:after="80" w:before="160"/>
+            </w:pPr>
+            <w:r>
+              <w:rPr>
+                <w:rFonts w:ascii="Calibri" w:cs="Calibri" w:eastAsia="Calibri" w:hAnsi="Calibri"/>
+                <w:b/>
+                <w:bCs/>
+                <w:color w:val="1E40AF"/>
+                <w:sz w:val="23"/>
+                <w:szCs w:val="23"/>
+              </w:rPr>
+              <w:t xml:space="preserve">Propósito e conexões</w:t>
+            </w:r>
+          </w:p>
+          <w:p>
+            <w:pPr>
+              <w:spacing w:after="160" w:line="276" w:lineRule="auto"/>
+            </w:pPr>
+            <w:r>
+              <w:rPr>
+                <w:rFonts w:ascii="Calibri" w:cs="Calibri" w:eastAsia="Calibri" w:hAnsi="Calibri"/>
+                <w:color w:val="1E293B"/>
+                <w:sz w:val="20"/>
+                <w:szCs w:val="20"/>
+              </w:rPr>
+              <w:t xml:space="preserve">Fluxo simples; categorias vazias desabilitadas. Selfie ou iniciais. Tenant e ACL. Separado do </w:t>
+            </w:r>
+            <w:r>
+              <w:rPr>
+                <w:rFonts w:ascii="Calibri" w:cs="Calibri" w:eastAsia="Calibri" w:hAnsi="Calibri"/>
+                <w:color w:val="1E293B"/>
+                <w:sz w:val="20"/>
+                <w:szCs w:val="20"/>
+              </w:rPr>
+              <w:t xml:space="preserve">Mural de Generosidade</w:t>
+            </w:r>
+            <w:r>
+              <w:rPr>
+                <w:rFonts w:ascii="Calibri" w:cs="Calibri" w:eastAsia="Calibri" w:hAnsi="Calibri"/>
+                <w:color w:val="1E293B"/>
+                <w:sz w:val="20"/>
+                <w:szCs w:val="20"/>
+              </w:rPr>
+              <w:t xml:space="preserve"> (doação/empréstimo moderado).</w:t>
+            </w:r>
+          </w:p>
+          <w:tbl>
+            <w:tblPr>
+              <w:tblW w:type="pct" w:w="100%"/>
+              <w:tblBorders>
+                <w:top w:val="single" w:color="auto" w:sz="4"/>
+                <w:left w:val="single" w:color="auto" w:sz="4"/>
+                <w:bottom w:val="single" w:color="auto" w:sz="4"/>
+                <w:right w:val="single" w:color="auto" w:sz="4"/>
+                <w:insideH w:val="single" w:color="auto" w:sz="4"/>
+                <w:insideV w:val="single" w:color="auto" w:sz="4"/>
+              </w:tblBorders>
+            </w:tblPr>
+            <w:tblGrid>
+              <w:gridCol w:w="5060"/>
+              <w:gridCol w:w="5060"/>
+            </w:tblGrid>
+            <w:tr>
+              <w:tc>
+                <w:tcPr>
+                  <w:tcW w:type="dxa" w:w="5060"/>
+                  <w:tcBorders>
+                    <w:top w:val="none" w:color="FFFFFF" w:sz="0"/>
+                    <w:left w:val="single" w:color="15803D" w:sz="24"/>
+                    <w:bottom w:val="none" w:color="FFFFFF" w:sz="0"/>
+                    <w:right w:val="none" w:color="FFFFFF" w:sz="0"/>
+                  </w:tcBorders>
+                  <w:shd w:fill="F0FDF4" w:val="clear"/>
+                  <w:tcMar>
+                    <w:top w:type="dxa" w:w="120"/>
+                    <w:left w:type="dxa" w:w="140"/>
+                    <w:bottom w:type="dxa" w:w="120"/>
+                    <w:right w:type="dxa" w:w="140"/>
+                  </w:tcMar>
+                  <w:vAlign w:val="top"/>
+                </w:tcPr>
+                <w:p>
+                  <w:pPr>
+                    <w:spacing w:after="80"/>
+                  </w:pPr>
+                  <w:r>
+                    <w:rPr>
+                      <w:rFonts w:ascii="Calibri" w:cs="Calibri" w:eastAsia="Calibri" w:hAnsi="Calibri"/>
+                      <w:b/>
+                      <w:bCs/>
+                      <w:color w:val="166534"/>
+                      <w:sz w:val="20"/>
+                      <w:szCs w:val="20"/>
+                    </w:rPr>
+                    <w:t xml:space="preserve">Visão do Usuário Final</w:t>
+                  </w:r>
+                </w:p>
+                <w:p>
+                  <w:pPr>
+                    <w:spacing w:after="0" w:line="276" w:lineRule="auto"/>
+                  </w:pPr>
+                  <w:r>
+                    <w:rPr>
+                      <w:rFonts w:ascii="Calibri" w:cs="Calibri" w:eastAsia="Calibri" w:hAnsi="Calibri"/>
+                      <w:color w:val="1E293B"/>
+                      <w:sz w:val="19"/>
+                      <w:szCs w:val="19"/>
+                    </w:rPr>
+                    <w:t xml:space="preserve">Encontra quem oferece ajuda na própria comunidade.</w:t>
+                  </w:r>
+                </w:p>
+              </w:tc>
+              <w:tc>
+                <w:tcPr>
+                  <w:tcW w:type="dxa" w:w="5060"/>
+                  <w:tcBorders>
+                    <w:top w:val="none" w:color="FFFFFF" w:sz="0"/>
+                    <w:left w:val="single" w:color="1D4ED8" w:sz="24"/>
+                    <w:bottom w:val="none" w:color="FFFFFF" w:sz="0"/>
+                    <w:right w:val="none" w:color="FFFFFF" w:sz="0"/>
+                  </w:tcBorders>
+                  <w:shd w:fill="EFF6FF" w:val="clear"/>
+                  <w:tcMar>
+                    <w:top w:type="dxa" w:w="120"/>
+                    <w:left w:type="dxa" w:w="140"/>
+                    <w:bottom w:type="dxa" w:w="120"/>
+                    <w:right w:type="dxa" w:w="140"/>
+                  </w:tcMar>
+                  <w:vAlign w:val="top"/>
+                </w:tcPr>
+                <w:p>
+                  <w:pPr>
+                    <w:spacing w:after="80"/>
+                  </w:pPr>
+                  <w:r>
+                    <w:rPr>
+                      <w:rFonts w:ascii="Calibri" w:cs="Calibri" w:eastAsia="Calibri" w:hAnsi="Calibri"/>
+                      <w:b/>
+                      <w:bCs/>
+                      <w:color w:val="1E3A8A"/>
+                      <w:sz w:val="20"/>
+                      <w:szCs w:val="20"/>
+                    </w:rPr>
+                    <w:t xml:space="preserve">Visão da Administração</w:t>
+                  </w:r>
+                </w:p>
+                <w:p>
+                  <w:pPr>
+                    <w:spacing w:after="0" w:line="276" w:lineRule="auto"/>
+                  </w:pPr>
+                  <w:r>
+                    <w:rPr>
+                      <w:rFonts w:ascii="Calibri" w:cs="Calibri" w:eastAsia="Calibri" w:hAnsi="Calibri"/>
+                      <w:color w:val="1E293B"/>
+                      <w:sz w:val="19"/>
+                      <w:szCs w:val="19"/>
+                    </w:rPr>
+                    <w:t xml:space="preserve">Cartões nascem do cadastro; menos planilha paralela de “prestadores”.</w:t>
+                  </w:r>
+                </w:p>
+              </w:tc>
+            </w:tr>
+          </w:tbl>
+          <w:p>
+            <w:pPr>
+              <w:spacing w:after="160"/>
+            </w:pPr>
+            <w:r>
+              <w:t xml:space="preserve"/>
+            </w:r>
+          </w:p>
+          <w:tbl>
+            <w:tblPr>
+              <w:tblW w:type="pct" w:w="100%"/>
+              <w:tblBorders>
+                <w:top w:val="single" w:color="auto" w:sz="4"/>
+                <w:left w:val="single" w:color="auto" w:sz="4"/>
+                <w:bottom w:val="single" w:color="auto" w:sz="4"/>
+                <w:right w:val="single" w:color="auto" w:sz="4"/>
+                <w:insideH w:val="single" w:color="auto" w:sz="4"/>
+                <w:insideV w:val="single" w:color="auto" w:sz="4"/>
+              </w:tblBorders>
+            </w:tblPr>
+            <w:tblGrid>
+              <w:gridCol w:w="100"/>
+            </w:tblGrid>
+            <w:tr>
+              <w:trPr>
+                <w:trHeight w:val="2800" w:hRule="atLeast"/>
+              </w:trPr>
+              <w:tc>
+                <w:tcPr>
+                  <w:tcW w:type="dxa" w:w="10320"/>
+                  <w:tcBorders>
+                    <w:top w:val="dashed" w:color="94A3B8" w:sz="8"/>
+                    <w:left w:val="dashed" w:color="94A3B8" w:sz="8"/>
+                    <w:bottom w:val="dashed" w:color="94A3B8" w:sz="8"/>
+                    <w:right w:val="dashed" w:color="94A3B8" w:sz="8"/>
+                  </w:tcBorders>
+                  <w:shd w:fill="F8FAFC" w:val="clear"/>
+                  <w:tcMar>
+                    <w:top w:type="dxa" w:w="200"/>
+                    <w:left w:type="dxa" w:w="200"/>
+                    <w:bottom w:type="dxa" w:w="200"/>
+                    <w:right w:type="dxa" w:w="200"/>
+                  </w:tcMar>
+                  <w:vAlign w:val="center"/>
+                </w:tcPr>
+                <w:p>
+                  <w:pPr>
+                    <w:spacing w:after="60"/>
+                    <w:jc w:val="center"/>
+                  </w:pPr>
+                  <w:r>
+                    <w:rPr>
+                      <w:rFonts w:ascii="Calibri" w:cs="Calibri" w:eastAsia="Calibri" w:hAnsi="Calibri"/>
+                      <w:b/>
+                      <w:bCs/>
+                      <w:color w:val="475569"/>
+                      <w:sz w:val="20"/>
+                      <w:szCs w:val="20"/>
+                    </w:rPr>
+                    <w:t xml:space="preserve">Espaço para imagem — Apoio Mútuo</w:t>
                   </w:r>
                 </w:p>
                 <w:p>
@@ -7019,7 +8821,7 @@
                 <w:szCs w:val="16"/>
                 <w:shd w:fill="EFF6FF" w:val="clear"/>
               </w:rPr>
-              <w:t xml:space="preserve">Rota /ofertas · card do Painel · atalho Eu quero… → Contribuir</w:t>
+              <w:t xml:space="preserve">Rota /ofertas · atalho Início → Eu quero… → Contribuir</w:t>
             </w:r>
           </w:p>
           <w:p>
@@ -24034,7 +25836,7 @@
                 <w:szCs w:val="16"/>
                 <w:shd w:fill="EFF6FF" w:val="clear"/>
               </w:rPr>
-              <w:t xml:space="preserve">Painel family_reception</w:t>
+              <w:t xml:space="preserve">Engrenagem · painel family_reception</w:t>
             </w:r>
           </w:p>
           <w:p>
@@ -24066,7 +25868,7 @@
                 <w:sz w:val="20"/>
                 <w:szCs w:val="20"/>
               </w:rPr>
-              <w:t xml:space="preserve">A porta de entrada institucional da fila pública </w:t>
+              <w:t xml:space="preserve">Porta institucional da fila pública </w:t>
             </w:r>
             <w:r>
               <w:rPr>
@@ -24085,7 +25887,43 @@
                 <w:sz w:val="20"/>
                 <w:szCs w:val="20"/>
               </w:rPr>
-              <w:t xml:space="preserve">. Gravar ou rejeitar em lote é acolher com processo.</w:t>
+              <w:t xml:space="preserve"> e dos convites. Área </w:t>
+            </w:r>
+            <w:r>
+              <w:rPr>
+                <w:rFonts w:ascii="Calibri" w:cs="Calibri" w:eastAsia="Calibri" w:hAnsi="Calibri"/>
+                <w:color w:val="1E293B"/>
+                <w:sz w:val="20"/>
+                <w:szCs w:val="20"/>
+              </w:rPr>
+              <w:t xml:space="preserve">Novos Membros</w:t>
+            </w:r>
+            <w:r>
+              <w:rPr>
+                <w:rFonts w:ascii="Calibri" w:cs="Calibri" w:eastAsia="Calibri" w:hAnsi="Calibri"/>
+                <w:color w:val="1E293B"/>
+                <w:sz w:val="20"/>
+                <w:szCs w:val="20"/>
+              </w:rPr>
+              <w:t xml:space="preserve"> monta convite com pessoa já cadastrada, </w:t>
+            </w:r>
+            <w:r>
+              <w:rPr>
+                <w:rFonts w:ascii="Calibri" w:cs="Calibri" w:eastAsia="Calibri" w:hAnsi="Calibri"/>
+                <w:color w:val="1E293B"/>
+                <w:sz w:val="20"/>
+                <w:szCs w:val="20"/>
+              </w:rPr>
+              <w:t xml:space="preserve">`family_id`</w:t>
+            </w:r>
+            <w:r>
+              <w:rPr>
+                <w:rFonts w:ascii="Calibri" w:cs="Calibri" w:eastAsia="Calibri" w:hAnsi="Calibri"/>
+                <w:color w:val="1E293B"/>
+                <w:sz w:val="20"/>
+                <w:szCs w:val="20"/>
+              </w:rPr>
+              <w:t xml:space="preserve"> no link e telefone preenchido. Gravar ou rejeitar em lote é acolher com processo.</w:t>
             </w:r>
           </w:p>
           <w:p>
@@ -24117,26 +25955,7 @@
                 <w:sz w:val="20"/>
                 <w:szCs w:val="20"/>
               </w:rPr>
-              <w:t xml:space="preserve">Fila do formulário standalone. Gera família/perfil oficiais. A aprovação (</w:t>
-            </w:r>
-            <w:r>
-              <w:rPr>
-                <w:rFonts w:ascii="Calibri" w:cs="Calibri" w:eastAsia="Calibri" w:hAnsi="Calibri"/>
-                <w:color w:val="1E293B"/>
-                <w:sz w:val="20"/>
-                <w:szCs w:val="20"/>
-                <w:shd w:fill="F1F5F9" w:val="clear"/>
-              </w:rPr>
-              <w:t xml:space="preserve">processed</w:t>
-            </w:r>
-            <w:r>
-              <w:rPr>
-                <w:rFonts w:ascii="Calibri" w:cs="Calibri" w:eastAsia="Calibri" w:hAnsi="Calibri"/>
-                <w:color w:val="1E293B"/>
-                <w:sz w:val="20"/>
-                <w:szCs w:val="20"/>
-              </w:rPr>
-              <w:t xml:space="preserve">) dispara a </w:t>
+              <w:t xml:space="preserve">Fila tenant-scoped. Gera/atualiza família e perfis. Aceite de visitante efetivo dispara </w:t>
             </w:r>
             <w:r>
               <w:rPr>
@@ -24154,7 +25973,25 @@
                 <w:sz w:val="20"/>
                 <w:szCs w:val="20"/>
               </w:rPr>
-              <w:t xml:space="preserve"> para o informante (e para quem tem telefone próprio): WhatsApp no dia 1, convite à célula mais próxima no dia 4, verificação de check-in no domingo do 8º dia.</w:t>
+              <w:t xml:space="preserve"> (D+1 WhatsApp, D+4 célula, D+8 ligação pastoral). Pendências refletem no </w:t>
+            </w:r>
+            <w:r>
+              <w:rPr>
+                <w:rFonts w:ascii="Calibri" w:cs="Calibri" w:eastAsia="Calibri" w:hAnsi="Calibri"/>
+                <w:color w:val="1E293B"/>
+                <w:sz w:val="20"/>
+                <w:szCs w:val="20"/>
+              </w:rPr>
+              <w:t xml:space="preserve">sticker</w:t>
+            </w:r>
+            <w:r>
+              <w:rPr>
+                <w:rFonts w:ascii="Calibri" w:cs="Calibri" w:eastAsia="Calibri" w:hAnsi="Calibri"/>
+                <w:color w:val="1E293B"/>
+                <w:sz w:val="20"/>
+                <w:szCs w:val="20"/>
+              </w:rPr>
+              <w:t xml:space="preserve"> do Início.</w:t>
             </w:r>
           </w:p>
           <w:tbl>
@@ -25646,7 +27483,61 @@
                 <w:sz w:val="20"/>
                 <w:szCs w:val="20"/>
               </w:rPr>
-              <w:t xml:space="preserve">O coração da governança: papéis, grants, visão por papel ou por recurso. O Gestor de Controle de Acesso não vê o Super Administrador — escudo explícito. LGPD da instância liga/desliga aqui.</w:t>
+              <w:t xml:space="preserve">Coração da governança: papéis, grants, app ativo/inativo, </w:t>
+            </w:r>
+            <w:r>
+              <w:rPr>
+                <w:rFonts w:ascii="Calibri" w:cs="Calibri" w:eastAsia="Calibri" w:hAnsi="Calibri"/>
+                <w:color w:val="1E293B"/>
+                <w:sz w:val="20"/>
+                <w:szCs w:val="20"/>
+              </w:rPr>
+              <w:t xml:space="preserve">LGPD Ativo</w:t>
+            </w:r>
+            <w:r>
+              <w:rPr>
+                <w:rFonts w:ascii="Calibri" w:cs="Calibri" w:eastAsia="Calibri" w:hAnsi="Calibri"/>
+                <w:color w:val="1E293B"/>
+                <w:sz w:val="20"/>
+                <w:szCs w:val="20"/>
+              </w:rPr>
+              <w:t xml:space="preserve"> e texto LGPD por instância, </w:t>
+            </w:r>
+            <w:r>
+              <w:rPr>
+                <w:rFonts w:ascii="Calibri" w:cs="Calibri" w:eastAsia="Calibri" w:hAnsi="Calibri"/>
+                <w:color w:val="1E293B"/>
+                <w:sz w:val="20"/>
+                <w:szCs w:val="20"/>
+              </w:rPr>
+              <w:t xml:space="preserve">Gestão Liberada</w:t>
+            </w:r>
+            <w:r>
+              <w:rPr>
+                <w:rFonts w:ascii="Calibri" w:cs="Calibri" w:eastAsia="Calibri" w:hAnsi="Calibri"/>
+                <w:color w:val="1E293B"/>
+                <w:sz w:val="20"/>
+                <w:szCs w:val="20"/>
+              </w:rPr>
+              <w:t xml:space="preserve"> (operação sem exigir Stripe ativo no tenant) e mensagem de indisponibilidade. Gestor em Controle de Acesso </w:t>
+            </w:r>
+            <w:r>
+              <w:rPr>
+                <w:rFonts w:ascii="Calibri" w:cs="Calibri" w:eastAsia="Calibri" w:hAnsi="Calibri"/>
+                <w:color w:val="1E293B"/>
+                <w:sz w:val="20"/>
+                <w:szCs w:val="20"/>
+              </w:rPr>
+              <w:t xml:space="preserve">não</w:t>
+            </w:r>
+            <w:r>
+              <w:rPr>
+                <w:rFonts w:ascii="Calibri" w:cs="Calibri" w:eastAsia="Calibri" w:hAnsi="Calibri"/>
+                <w:color w:val="1E293B"/>
+                <w:sz w:val="20"/>
+                <w:szCs w:val="20"/>
+              </w:rPr>
+              <w:t xml:space="preserve"> vê Super Administrador, logs do SA nem PIN.</w:t>
             </w:r>
           </w:p>
           <w:p>
@@ -25678,7 +27569,7 @@
                 <w:sz w:val="20"/>
                 <w:szCs w:val="20"/>
               </w:rPr>
-              <w:t xml:space="preserve">RPCs SECURITY DEFINER amarradas à sessão do ator, matriz de grants, </w:t>
+              <w:t xml:space="preserve">RPCs SECURITY DEFINER, matriz de grants, </w:t>
             </w:r>
             <w:r>
               <w:rPr>
@@ -25697,7 +27588,7 @@
                 <w:sz w:val="20"/>
                 <w:szCs w:val="20"/>
               </w:rPr>
-              <w:t xml:space="preserve">. Afeta todas as telas.</w:t>
+              <w:t xml:space="preserve">. Afeta menu, engrenagem e rotas. Gestão Liberada distinta de instância inativa e de billing do membro.</w:t>
             </w:r>
           </w:p>
           <w:tbl>
@@ -27086,25 +28977,98 @@
                 <w:sz w:val="20"/>
                 <w:szCs w:val="20"/>
               </w:rPr>
-              <w:t xml:space="preserve">O Super Administrador vê o aplicativo </w:t>
-            </w:r>
-            <w:r>
-              <w:rPr>
-                <w:rFonts w:ascii="Calibri" w:cs="Calibri" w:eastAsia="Calibri" w:hAnsi="Calibri"/>
-                <w:color w:val="1E293B"/>
-                <w:sz w:val="20"/>
-                <w:szCs w:val="20"/>
-              </w:rPr>
-              <w:t xml:space="preserve">como a pessoa auditada</w:t>
-            </w:r>
-            <w:r>
-              <w:rPr>
-                <w:rFonts w:ascii="Calibri" w:cs="Calibri" w:eastAsia="Calibri" w:hAnsi="Calibri"/>
-                <w:color w:val="1E293B"/>
-                <w:sz w:val="20"/>
-                <w:szCs w:val="20"/>
-              </w:rPr>
-              <w:t xml:space="preserve">: menus, listas, permissões e família. Não é “login como” para operar tesouraria no nome alheio — é auditoria de ACL. Encerrar Ghost devolve a identidade real. O Gestor de Controle de Acesso não tem este item.</w:t>
+              <w:t xml:space="preserve">Auditor vê o app </w:t>
+            </w:r>
+            <w:r>
+              <w:rPr>
+                <w:rFonts w:ascii="Calibri" w:cs="Calibri" w:eastAsia="Calibri" w:hAnsi="Calibri"/>
+                <w:color w:val="1E293B"/>
+                <w:sz w:val="20"/>
+                <w:szCs w:val="20"/>
+              </w:rPr>
+              <w:t xml:space="preserve">como o perfil-alvo</w:t>
+            </w:r>
+            <w:r>
+              <w:rPr>
+                <w:rFonts w:ascii="Calibri" w:cs="Calibri" w:eastAsia="Calibri" w:hAnsi="Calibri"/>
+                <w:color w:val="1E293B"/>
+                <w:sz w:val="20"/>
+                <w:szCs w:val="20"/>
+              </w:rPr>
+              <w:t xml:space="preserve">: menus, família, telefone, ACL e dados (RLS). Não é login compartilhado. </w:t>
+            </w:r>
+            <w:r>
+              <w:rPr>
+                <w:rFonts w:ascii="Calibri" w:cs="Calibri" w:eastAsia="Calibri" w:hAnsi="Calibri"/>
+                <w:color w:val="1E293B"/>
+                <w:sz w:val="20"/>
+                <w:szCs w:val="20"/>
+              </w:rPr>
+              <w:t xml:space="preserve">Sem bounce ao Início</w:t>
+            </w:r>
+            <w:r>
+              <w:rPr>
+                <w:rFonts w:ascii="Calibri" w:cs="Calibri" w:eastAsia="Calibri" w:hAnsi="Calibri"/>
+                <w:color w:val="1E293B"/>
+                <w:sz w:val="20"/>
+                <w:szCs w:val="20"/>
+              </w:rPr>
+              <w:t xml:space="preserve"> quando o alvo não tem grant — permanece na rota escolhida (menu, Eu quero…, deep link), sem overlay “Sem acesso nesta simulação”. Paywall, </w:t>
+            </w:r>
+            <w:r>
+              <w:rPr>
+                <w:rFonts w:ascii="Calibri" w:cs="Calibri" w:eastAsia="Calibri" w:hAnsi="Calibri"/>
+                <w:color w:val="1E293B"/>
+                <w:sz w:val="20"/>
+                <w:szCs w:val="20"/>
+                <w:shd w:fill="F1F5F9" w:val="clear"/>
+              </w:rPr>
+              <w:t xml:space="preserve">/billing</w:t>
+            </w:r>
+            <w:r>
+              <w:rPr>
+                <w:rFonts w:ascii="Calibri" w:cs="Calibri" w:eastAsia="Calibri" w:hAnsi="Calibri"/>
+                <w:color w:val="1E293B"/>
+                <w:sz w:val="20"/>
+                <w:szCs w:val="20"/>
+              </w:rPr>
+              <w:t xml:space="preserve"> e </w:t>
+            </w:r>
+            <w:r>
+              <w:rPr>
+                <w:rFonts w:ascii="Calibri" w:cs="Calibri" w:eastAsia="Calibri" w:hAnsi="Calibri"/>
+                <w:color w:val="1E293B"/>
+                <w:sz w:val="20"/>
+                <w:szCs w:val="20"/>
+              </w:rPr>
+              <w:t xml:space="preserve">Selecionar igreja</w:t>
+            </w:r>
+            <w:r>
+              <w:rPr>
+                <w:rFonts w:ascii="Calibri" w:cs="Calibri" w:eastAsia="Calibri" w:hAnsi="Calibri"/>
+                <w:color w:val="1E293B"/>
+                <w:sz w:val="20"/>
+                <w:szCs w:val="20"/>
+              </w:rPr>
+              <w:t xml:space="preserve"> usam o </w:t>
+            </w:r>
+            <w:r>
+              <w:rPr>
+                <w:rFonts w:ascii="Calibri" w:cs="Calibri" w:eastAsia="Calibri" w:hAnsi="Calibri"/>
+                <w:color w:val="1E293B"/>
+                <w:sz w:val="20"/>
+                <w:szCs w:val="20"/>
+              </w:rPr>
+              <w:t xml:space="preserve">operador real</w:t>
+            </w:r>
+            <w:r>
+              <w:rPr>
+                <w:rFonts w:ascii="Calibri" w:cs="Calibri" w:eastAsia="Calibri" w:hAnsi="Calibri"/>
+                <w:color w:val="1E293B"/>
+                <w:sz w:val="20"/>
+                <w:szCs w:val="20"/>
+              </w:rPr>
+              <w:t xml:space="preserve">. Bypass de Super Admin do operador fica desligado na ACL simulada. Iniciar Ghost → Início uma vez como alvo; encerrar → Início na identidade real.</w:t>
             </w:r>
           </w:p>
           <w:p>
@@ -27135,15 +29099,6 @@
                 <w:color w:val="1E293B"/>
                 <w:sz w:val="20"/>
                 <w:szCs w:val="20"/>
-              </w:rPr>
-              <w:t xml:space="preserve">Toda tela em Ghost usa </w:t>
-            </w:r>
-            <w:r>
-              <w:rPr>
-                <w:rFonts w:ascii="Calibri" w:cs="Calibri" w:eastAsia="Calibri" w:hAnsi="Calibri"/>
-                <w:color w:val="1E293B"/>
-                <w:sz w:val="20"/>
-                <w:szCs w:val="20"/>
                 <w:shd w:fill="F1F5F9" w:val="clear"/>
               </w:rPr>
               <w:t xml:space="preserve">loadEffectiveSessionProfile</w:t>
@@ -27155,7 +29110,7 @@
                 <w:sz w:val="20"/>
                 <w:szCs w:val="20"/>
               </w:rPr>
-              <w:t xml:space="preserve"> / </w:t>
+              <w:t xml:space="preserve">, </w:t>
             </w:r>
             <w:r>
               <w:rPr>
@@ -27165,16 +29120,16 @@
                 <w:szCs w:val="20"/>
                 <w:shd w:fill="F1F5F9" w:val="clear"/>
               </w:rPr>
-              <w:t xml:space="preserve">resolveEffectiveProfileId</w:t>
-            </w:r>
-            <w:r>
-              <w:rPr>
-                <w:rFonts w:ascii="Calibri" w:cs="Calibri" w:eastAsia="Calibri" w:hAnsi="Calibri"/>
-                <w:color w:val="1E293B"/>
-                <w:sz w:val="20"/>
-                <w:szCs w:val="20"/>
-              </w:rPr>
-              <w:t xml:space="preserve"> / </w:t>
+              <w:t xml:space="preserve">getEffectiveUserPhone</w:t>
+            </w:r>
+            <w:r>
+              <w:rPr>
+                <w:rFonts w:ascii="Calibri" w:cs="Calibri" w:eastAsia="Calibri" w:hAnsi="Calibri"/>
+                <w:color w:val="1E293B"/>
+                <w:sz w:val="20"/>
+                <w:szCs w:val="20"/>
+              </w:rPr>
+              <w:t xml:space="preserve">, </w:t>
             </w:r>
             <w:r>
               <w:rPr>
@@ -27184,7 +29139,26 @@
                 <w:szCs w:val="20"/>
                 <w:shd w:fill="F1F5F9" w:val="clear"/>
               </w:rPr>
-              <w:t xml:space="preserve">getEffectiveUserPhone</w:t>
+              <w:t xml:space="preserve">ghostBlocksHomeBounce</w:t>
+            </w:r>
+            <w:r>
+              <w:rPr>
+                <w:rFonts w:ascii="Calibri" w:cs="Calibri" w:eastAsia="Calibri" w:hAnsi="Calibri"/>
+                <w:color w:val="1E293B"/>
+                <w:sz w:val="20"/>
+                <w:szCs w:val="20"/>
+              </w:rPr>
+              <w:t xml:space="preserve">, </w:t>
+            </w:r>
+            <w:r>
+              <w:rPr>
+                <w:rFonts w:ascii="Calibri" w:cs="Calibri" w:eastAsia="Calibri" w:hAnsi="Calibri"/>
+                <w:color w:val="1E293B"/>
+                <w:sz w:val="20"/>
+                <w:szCs w:val="20"/>
+                <w:shd w:fill="F1F5F9" w:val="clear"/>
+              </w:rPr>
+              <w:t xml:space="preserve">ghostPassScreenAccess</w:t>
             </w:r>
             <w:r>
               <w:rPr>
@@ -29334,7 +31308,7 @@
           <w:sz w:val="20"/>
           <w:szCs w:val="20"/>
         </w:rPr>
-        <w:t xml:space="preserve">Este documento descreve o produto como ele está no código em </w:t>
+        <w:t xml:space="preserve">Este documento descreve o produto publicado em </w:t>
       </w:r>
       <w:r>
         <w:rPr>
@@ -29343,7 +31317,7 @@
           <w:sz w:val="20"/>
           <w:szCs w:val="20"/>
         </w:rPr>
-        <w:t xml:space="preserve">31 de agosto de 2026</w:t>
+        <w:t xml:space="preserve">05/10/2026</w:t>
       </w:r>
       <w:r>
         <w:rPr>
@@ -29352,7 +31326,25 @@
           <w:sz w:val="20"/>
           <w:szCs w:val="20"/>
         </w:rPr>
-        <w:t xml:space="preserve">. Telas condicionais (QR no totem, estacionamento, servos, manutenção) aparecem somente quando o papel, o evento e os parâmetros da instância autorizam — e isso, em si, já é parte da proposta comercial: </w:t>
+        <w:t xml:space="preserve">: </w:t>
+      </w:r>
+      <w:r>
+        <w:rPr>
+          <w:rFonts w:ascii="Calibri" w:cs="Calibri" w:eastAsia="Calibri" w:hAnsi="Calibri"/>
+          <w:color w:val="1E293B"/>
+          <w:sz w:val="20"/>
+          <w:szCs w:val="20"/>
+        </w:rPr>
+        <w:t xml:space="preserve">Início</w:t>
+      </w:r>
+      <w:r>
+        <w:rPr>
+          <w:rFonts w:ascii="Calibri" w:cs="Calibri" w:eastAsia="Calibri" w:hAnsi="Calibri"/>
+          <w:color w:val="1E293B"/>
+          <w:sz w:val="20"/>
+          <w:szCs w:val="20"/>
+        </w:rPr>
+        <w:t xml:space="preserve">, menu, Eu quero… e engrenagem. Telas e itens de manutenção aparecem conforme papel, evento, tenant e parâmetros — </w:t>
       </w:r>
       <w:r>
         <w:rPr>
@@ -29370,7 +31362,64 @@
           <w:sz w:val="20"/>
           <w:szCs w:val="20"/>
         </w:rPr>
-        <w:t xml:space="preserve">. O carrossel antigo do Painel permanece congelado até ordem expressa de descongelar.</w:t>
+        <w:t xml:space="preserve">. O carrossel </w:t>
+      </w:r>
+      <w:r>
+        <w:rPr>
+          <w:rFonts w:ascii="Calibri" w:cs="Calibri" w:eastAsia="Calibri" w:hAnsi="Calibri"/>
+          <w:color w:val="1E293B"/>
+          <w:sz w:val="20"/>
+          <w:szCs w:val="20"/>
+          <w:shd w:fill="F1F5F9" w:val="clear"/>
+        </w:rPr>
+        <w:t xml:space="preserve">/(tabs)/dashboard</w:t>
+      </w:r>
+      <w:r>
+        <w:rPr>
+          <w:rFonts w:ascii="Calibri" w:cs="Calibri" w:eastAsia="Calibri" w:hAnsi="Calibri"/>
+          <w:color w:val="1E293B"/>
+          <w:sz w:val="20"/>
+          <w:szCs w:val="20"/>
+        </w:rPr>
+        <w:t xml:space="preserve"> e </w:t>
+      </w:r>
+      <w:r>
+        <w:rPr>
+          <w:rFonts w:ascii="Calibri" w:cs="Calibri" w:eastAsia="Calibri" w:hAnsi="Calibri"/>
+          <w:color w:val="1E293B"/>
+          <w:sz w:val="20"/>
+          <w:szCs w:val="20"/>
+          <w:shd w:fill="F1F5F9" w:val="clear"/>
+        </w:rPr>
+        <w:t xml:space="preserve">/(tabs)/explore</w:t>
+      </w:r>
+      <w:r>
+        <w:rPr>
+          <w:rFonts w:ascii="Calibri" w:cs="Calibri" w:eastAsia="Calibri" w:hAnsi="Calibri"/>
+          <w:color w:val="1E293B"/>
+          <w:sz w:val="20"/>
+          <w:szCs w:val="20"/>
+        </w:rPr>
+        <w:t xml:space="preserve"> permanecem congelados até ordem expressa de descongelar (</w:t>
+      </w:r>
+      <w:r>
+        <w:rPr>
+          <w:rFonts w:ascii="Calibri" w:cs="Calibri" w:eastAsia="Calibri" w:hAnsi="Calibri"/>
+          <w:color w:val="1E293B"/>
+          <w:sz w:val="20"/>
+          <w:szCs w:val="20"/>
+          <w:shd w:fill="F1F5F9" w:val="clear"/>
+        </w:rPr>
+        <w:t xml:space="preserve">lib/frozenPublication.ts</w:t>
+      </w:r>
+      <w:r>
+        <w:rPr>
+          <w:rFonts w:ascii="Calibri" w:cs="Calibri" w:eastAsia="Calibri" w:hAnsi="Calibri"/>
+          <w:color w:val="1E293B"/>
+          <w:sz w:val="20"/>
+          <w:szCs w:val="20"/>
+        </w:rPr>
+        <w:t xml:space="preserve">).</w:t>
       </w:r>
     </w:p>
     <w:sectPr>
